--- a/docs/Historias de Usuario/HU-11 - IKernell Soluciones Software.docx
+++ b/docs/Historias de Usuario/HU-11 - IKernell Soluciones Software.docx
@@ -13,9 +13,6 @@
         <w:ind w:left="0" w:right="0" w:firstLine="0"/>
         <w:jc w:val="left"/>
         <w:rPr>
-          <w:rFonts w:ascii="Arial" w:cs="Arial" w:eastAsia="Arial" w:hAnsi="Arial"/>
-          <w:b w:val="0"/>
-          <w:bCs w:val="0"/>
           <w:i w:val="0"/>
           <w:iCs w:val="0"/>
           <w:smallCaps w:val="0"/>
@@ -92,7 +89,6 @@
               <w:ind w:left="0" w:right="0" w:firstLine="0"/>
               <w:jc w:val="center"/>
               <w:rPr>
-                <w:rFonts w:ascii="Calibri" w:cs="Calibri" w:eastAsia="Calibri" w:hAnsi="Calibri"/>
                 <w:b w:val="1"/>
                 <w:bCs w:val="1"/>
                 <w:i w:val="0"/>
@@ -158,7 +154,6 @@
               <w:ind w:left="0" w:right="0" w:firstLine="0"/>
               <w:jc w:val="left"/>
               <w:rPr>
-                <w:rFonts w:ascii="Calibri" w:cs="Calibri" w:eastAsia="Calibri" w:hAnsi="Calibri"/>
                 <w:b w:val="1"/>
                 <w:bCs w:val="1"/>
                 <w:i w:val="0"/>
@@ -190,11 +185,6 @@
                 <w:rtl w:val="0"/>
               </w:rPr>
               <w:t xml:space="preserve">Código:</w:t>
-            </w:r>
-            <w:r>
-              <w:rPr>
-                <w:rtl w:val="0"/>
-              </w:rPr>
             </w:r>
           </w:p>
         </w:tc>
@@ -222,8 +212,6 @@
             </w:pPr>
             <w:r>
               <w:rPr>
-                <w:b w:val="0"/>
-                <w:bCs w:val="0"/>
                 <w:i w:val="0"/>
                 <w:iCs w:val="0"/>
                 <w:smallCaps w:val="0"/>
@@ -267,7 +255,6 @@
               <w:ind w:left="0" w:right="0" w:firstLine="0"/>
               <w:jc w:val="left"/>
               <w:rPr>
-                <w:rFonts w:ascii="Calibri" w:cs="Calibri" w:eastAsia="Calibri" w:hAnsi="Calibri"/>
                 <w:b w:val="1"/>
                 <w:bCs w:val="1"/>
                 <w:i w:val="0"/>
@@ -357,7 +344,6 @@
               <w:ind w:left="0" w:right="0" w:firstLine="0"/>
               <w:jc w:val="left"/>
               <w:rPr>
-                <w:rFonts w:ascii="Calibri" w:cs="Calibri" w:eastAsia="Calibri" w:hAnsi="Calibri"/>
                 <w:b w:val="1"/>
                 <w:bCs w:val="1"/>
                 <w:i w:val="0"/>
@@ -390,11 +376,6 @@
               </w:rPr>
               <w:t xml:space="preserve">Complejidad:</w:t>
             </w:r>
-            <w:r>
-              <w:rPr>
-                <w:rtl w:val="0"/>
-              </w:rPr>
-            </w:r>
           </w:p>
         </w:tc>
         <w:tc>
@@ -418,9 +399,6 @@
               <w:ind w:left="0" w:right="0" w:firstLine="0"/>
               <w:jc w:val="left"/>
               <w:rPr>
-                <w:rFonts w:ascii="Calibri" w:cs="Calibri" w:eastAsia="Calibri" w:hAnsi="Calibri"/>
-                <w:b w:val="0"/>
-                <w:bCs w:val="0"/>
                 <w:i w:val="0"/>
                 <w:iCs w:val="0"/>
                 <w:smallCaps w:val="0"/>
@@ -472,7 +450,6 @@
               <w:ind w:left="0" w:right="0" w:firstLine="0"/>
               <w:jc w:val="left"/>
               <w:rPr>
-                <w:rFonts w:ascii="Calibri" w:cs="Calibri" w:eastAsia="Calibri" w:hAnsi="Calibri"/>
                 <w:b w:val="1"/>
                 <w:bCs w:val="1"/>
                 <w:i w:val="0"/>
@@ -505,11 +482,6 @@
               </w:rPr>
               <w:t xml:space="preserve">HU Relacionada:</w:t>
             </w:r>
-            <w:r>
-              <w:rPr>
-                <w:rtl w:val="0"/>
-              </w:rPr>
-            </w:r>
           </w:p>
         </w:tc>
         <w:tc>
@@ -533,9 +505,6 @@
               <w:ind w:left="0" w:right="0" w:firstLine="0"/>
               <w:jc w:val="left"/>
               <w:rPr>
-                <w:rFonts w:ascii="Calibri" w:cs="Calibri" w:eastAsia="Calibri" w:hAnsi="Calibri"/>
-                <w:b w:val="0"/>
-                <w:bCs w:val="0"/>
                 <w:i w:val="0"/>
                 <w:iCs w:val="0"/>
                 <w:smallCaps w:val="0"/>
@@ -587,7 +556,6 @@
               <w:ind w:left="0" w:right="0" w:firstLine="0"/>
               <w:jc w:val="left"/>
               <w:rPr>
-                <w:rFonts w:ascii="Calibri" w:cs="Calibri" w:eastAsia="Calibri" w:hAnsi="Calibri"/>
                 <w:b w:val="1"/>
                 <w:bCs w:val="1"/>
                 <w:i w:val="0"/>
@@ -619,11 +587,6 @@
                 <w:rtl w:val="0"/>
               </w:rPr>
               <w:t xml:space="preserve">Módulo:</w:t>
-            </w:r>
-            <w:r>
-              <w:rPr>
-                <w:rtl w:val="0"/>
-              </w:rPr>
             </w:r>
           </w:p>
         </w:tc>
@@ -689,7 +652,6 @@
               <w:ind w:left="0" w:right="0" w:firstLine="0"/>
               <w:jc w:val="left"/>
               <w:rPr>
-                <w:rFonts w:ascii="Calibri" w:cs="Calibri" w:eastAsia="Calibri" w:hAnsi="Calibri"/>
                 <w:b w:val="1"/>
                 <w:bCs w:val="1"/>
                 <w:i w:val="0"/>
@@ -749,7 +711,6 @@
               <w:ind w:left="0" w:right="0" w:firstLine="0"/>
               <w:jc w:val="left"/>
               <w:rPr>
-                <w:rFonts w:ascii="Calibri" w:cs="Calibri" w:eastAsia="Calibri" w:hAnsi="Calibri"/>
                 <w:b w:val="1"/>
                 <w:bCs w:val="1"/>
                 <w:i w:val="0"/>
@@ -781,11 +742,6 @@
                 <w:rtl w:val="0"/>
               </w:rPr>
               <w:t xml:space="preserve">Yo como</w:t>
-            </w:r>
-            <w:r>
-              <w:rPr>
-                <w:rtl w:val="0"/>
-              </w:rPr>
             </w:r>
           </w:p>
         </w:tc>
@@ -859,9 +815,6 @@
               <w:ind w:left="0" w:right="0" w:firstLine="0"/>
               <w:jc w:val="left"/>
               <w:rPr>
-                <w:rFonts w:ascii="Calibri" w:cs="Calibri" w:eastAsia="Calibri" w:hAnsi="Calibri"/>
-                <w:b w:val="0"/>
-                <w:bCs w:val="0"/>
                 <w:i w:val="0"/>
                 <w:iCs w:val="0"/>
                 <w:smallCaps w:val="0"/>
@@ -901,7 +854,6 @@
               <w:ind w:left="0" w:right="0" w:firstLine="0"/>
               <w:jc w:val="left"/>
               <w:rPr>
-                <w:rFonts w:ascii="Calibri" w:cs="Calibri" w:eastAsia="Calibri" w:hAnsi="Calibri"/>
                 <w:b w:val="1"/>
                 <w:bCs w:val="1"/>
                 <w:i w:val="0"/>
@@ -933,11 +885,6 @@
                 <w:rtl w:val="0"/>
               </w:rPr>
               <w:t xml:space="preserve">Requiero</w:t>
-            </w:r>
-            <w:r>
-              <w:rPr>
-                <w:rtl w:val="0"/>
-              </w:rPr>
             </w:r>
           </w:p>
         </w:tc>
@@ -966,7 +913,7 @@
               <w:rPr>
                 <w:rtl w:val="0"/>
               </w:rPr>
-              <w:t xml:space="preserve">consultar las actividades que me han sido asignadas y marcarla como ejecutada</w:t>
+              <w:t xml:space="preserve">consultar las actividades que me han sido asignadas y actualizar su estado de ejecución.</w:t>
             </w:r>
             <w:r>
               <w:rPr>
@@ -1011,9 +958,6 @@
               <w:ind w:left="0" w:right="0" w:firstLine="0"/>
               <w:jc w:val="left"/>
               <w:rPr>
-                <w:rFonts w:ascii="Calibri" w:cs="Calibri" w:eastAsia="Calibri" w:hAnsi="Calibri"/>
-                <w:b w:val="0"/>
-                <w:bCs w:val="0"/>
                 <w:i w:val="0"/>
                 <w:iCs w:val="0"/>
                 <w:smallCaps w:val="0"/>
@@ -1053,7 +997,6 @@
               <w:ind w:left="0" w:right="0" w:firstLine="0"/>
               <w:jc w:val="left"/>
               <w:rPr>
-                <w:rFonts w:ascii="Calibri" w:cs="Calibri" w:eastAsia="Calibri" w:hAnsi="Calibri"/>
                 <w:b w:val="1"/>
                 <w:bCs w:val="1"/>
                 <w:i w:val="0"/>
@@ -1085,11 +1028,6 @@
                 <w:rtl w:val="0"/>
               </w:rPr>
               <w:t xml:space="preserve">Para</w:t>
-            </w:r>
-            <w:r>
-              <w:rPr>
-                <w:rtl w:val="0"/>
-              </w:rPr>
             </w:r>
           </w:p>
         </w:tc>
@@ -1153,7 +1091,6 @@
               <w:ind w:left="0" w:right="0" w:firstLine="0"/>
               <w:jc w:val="left"/>
               <w:rPr>
-                <w:rFonts w:ascii="Calibri" w:cs="Calibri" w:eastAsia="Calibri" w:hAnsi="Calibri"/>
                 <w:b w:val="1"/>
                 <w:bCs w:val="1"/>
                 <w:i w:val="0"/>
@@ -1186,11 +1123,6 @@
               </w:rPr>
               <w:t xml:space="preserve">Requerimiento:</w:t>
             </w:r>
-            <w:r>
-              <w:rPr>
-                <w:rtl w:val="0"/>
-              </w:rPr>
-            </w:r>
           </w:p>
         </w:tc>
         <w:tc>
@@ -1205,12 +1137,7 @@
           </w:tcPr>
           <w:p>
             <w:pPr>
-              <w:keepNext w:val="0"/>
-              <w:keepLines w:val="0"/>
-              <w:widowControl w:val="1"/>
-              <w:shd w:fill="auto" w:val="clear"/>
-              <w:spacing w:after="0" w:before="0" w:line="240" w:lineRule="auto"/>
-              <w:ind w:left="0" w:right="0" w:firstLine="0"/>
+              <w:spacing w:after="0" w:line="240" w:lineRule="auto"/>
               <w:jc w:val="both"/>
               <w:rPr/>
             </w:pPr>
@@ -1218,7 +1145,116 @@
               <w:rPr>
                 <w:rtl w:val="0"/>
               </w:rPr>
-              <w:t xml:space="preserve">RF-011</w:t>
+              <w:t xml:space="preserve">- El sistema debe permitir consultar únicamente las actividades asignadas al desarrollador autenticado.</w:t>
+            </w:r>
+          </w:p>
+          <w:p>
+            <w:pPr>
+              <w:spacing w:after="0" w:line="240" w:lineRule="auto"/>
+              <w:jc w:val="both"/>
+              <w:rPr/>
+            </w:pPr>
+            <w:r>
+              <w:rPr>
+                <w:rtl w:val="0"/>
+              </w:rPr>
+              <w:t xml:space="preserve">- El sistema debe permitir actualizar el estado de una actividad asignada.</w:t>
+            </w:r>
+          </w:p>
+          <w:p>
+            <w:pPr>
+              <w:spacing w:after="0" w:line="240" w:lineRule="auto"/>
+              <w:jc w:val="both"/>
+              <w:rPr/>
+            </w:pPr>
+            <w:r>
+              <w:rPr>
+                <w:rtl w:val="0"/>
+              </w:rPr>
+              <w:t xml:space="preserve">- El sistema debe registrar la fecha y hora de cada cambio de estado.</w:t>
+            </w:r>
+          </w:p>
+          <w:p>
+            <w:pPr>
+              <w:spacing w:after="0" w:line="240" w:lineRule="auto"/>
+              <w:jc w:val="both"/>
+              <w:rPr/>
+            </w:pPr>
+            <w:r>
+              <w:rPr>
+                <w:rtl w:val="0"/>
+              </w:rPr>
+              <w:t xml:space="preserve">- El sistema debe impedir modificar actividades asignadas a otros desarrolladores.</w:t>
+            </w:r>
+          </w:p>
+          <w:p>
+            <w:pPr>
+              <w:spacing w:after="0" w:line="240" w:lineRule="auto"/>
+              <w:jc w:val="both"/>
+              <w:rPr/>
+            </w:pPr>
+            <w:r>
+              <w:rPr>
+                <w:rtl w:val="0"/>
+              </w:rPr>
+              <w:t xml:space="preserve">- El sistema debe impedir modificar actividades ya ejecutadas.</w:t>
+            </w:r>
+          </w:p>
+          <w:p>
+            <w:pPr>
+              <w:spacing w:after="0" w:line="240" w:lineRule="auto"/>
+              <w:jc w:val="both"/>
+              <w:rPr/>
+            </w:pPr>
+            <w:r>
+              <w:rPr>
+                <w:rtl w:val="0"/>
+              </w:rPr>
+              <w:t xml:space="preserve">- El sistema debe mostrar cuando el desarrollador no tenga actividades asignadas.</w:t>
+            </w:r>
+          </w:p>
+          <w:p>
+            <w:pPr>
+              <w:spacing w:after="0" w:line="240" w:lineRule="auto"/>
+              <w:jc w:val="both"/>
+              <w:rPr/>
+            </w:pPr>
+            <w:r>
+              <w:rPr>
+                <w:rtl w:val="0"/>
+              </w:rPr>
+              <w:t xml:space="preserve">- El sistema debe mantener el historial del último estado registrado.</w:t>
+            </w:r>
+          </w:p>
+          <w:p>
+            <w:pPr>
+              <w:spacing w:after="0" w:line="240" w:lineRule="auto"/>
+              <w:jc w:val="both"/>
+              <w:rPr/>
+            </w:pPr>
+            <w:r>
+              <w:rPr>
+                <w:rtl w:val="0"/>
+              </w:rPr>
+              <w:t xml:space="preserve">- El sistema debe restringir esta funcionalidad a usuarios autenticados con rol Desarrollador.</w:t>
+            </w:r>
+          </w:p>
+          <w:p>
+            <w:pPr>
+              <w:keepNext w:val="0"/>
+              <w:keepLines w:val="0"/>
+              <w:widowControl w:val="1"/>
+              <w:shd w:fill="auto" w:val="clear"/>
+              <w:spacing w:after="0" w:before="0" w:line="240" w:lineRule="auto"/>
+              <w:ind w:left="0" w:right="0" w:firstLine="0"/>
+              <w:jc w:val="both"/>
+              <w:rPr/>
+            </w:pPr>
+            <w:r>
+              <w:rPr>
+                <w:rtl w:val="0"/>
+              </w:rPr>
+              <w:t xml:space="preserve">- El sistema debe validar la transición entre estados permitidos.</w:t>
             </w:r>
           </w:p>
         </w:tc>
@@ -1248,7 +1284,6 @@
               <w:ind w:left="0" w:right="0" w:firstLine="0"/>
               <w:jc w:val="center"/>
               <w:rPr>
-                <w:rFonts w:ascii="Calibri" w:cs="Calibri" w:eastAsia="Calibri" w:hAnsi="Calibri"/>
                 <w:b w:val="1"/>
                 <w:bCs w:val="1"/>
                 <w:i w:val="0"/>
@@ -1280,11 +1315,6 @@
                 <w:rtl w:val="0"/>
               </w:rPr>
               <w:t xml:space="preserve">CRITERIOS DE ACEPTACIÓN</w:t>
-            </w:r>
-            <w:r>
-              <w:rPr>
-                <w:rtl w:val="0"/>
-              </w:rPr>
             </w:r>
           </w:p>
         </w:tc>
@@ -1317,7 +1347,6 @@
               <w:ind w:left="0" w:right="0" w:firstLine="0"/>
               <w:jc w:val="center"/>
               <w:rPr>
-                <w:rFonts w:ascii="Calibri" w:cs="Calibri" w:eastAsia="Calibri" w:hAnsi="Calibri"/>
                 <w:b w:val="1"/>
                 <w:bCs w:val="1"/>
                 <w:i w:val="0"/>
@@ -1350,11 +1379,6 @@
               </w:rPr>
               <w:t xml:space="preserve">Condición 01</w:t>
             </w:r>
-            <w:r>
-              <w:rPr>
-                <w:rtl w:val="0"/>
-              </w:rPr>
-            </w:r>
           </w:p>
           <w:p>
             <w:pPr>
@@ -1366,7 +1390,6 @@
               <w:ind w:left="0" w:right="0" w:firstLine="0"/>
               <w:jc w:val="center"/>
               <w:rPr>
-                <w:rFonts w:ascii="Calibri" w:cs="Calibri" w:eastAsia="Calibri" w:hAnsi="Calibri"/>
                 <w:b w:val="1"/>
                 <w:bCs w:val="1"/>
                 <w:i w:val="0"/>
@@ -1397,7 +1420,6 @@
               <w:ind w:left="0" w:right="0" w:firstLine="0"/>
               <w:jc w:val="center"/>
               <w:rPr>
-                <w:rFonts w:ascii="Calibri" w:cs="Calibri" w:eastAsia="Calibri" w:hAnsi="Calibri"/>
                 <w:b w:val="1"/>
                 <w:bCs w:val="1"/>
                 <w:i w:val="0"/>
@@ -1440,9 +1462,6 @@
               <w:ind w:left="0" w:right="0" w:firstLine="0"/>
               <w:jc w:val="left"/>
               <w:rPr>
-                <w:rFonts w:ascii="Calibri" w:cs="Calibri" w:eastAsia="Calibri" w:hAnsi="Calibri"/>
-                <w:b w:val="0"/>
-                <w:bCs w:val="0"/>
                 <w:i w:val="0"/>
                 <w:iCs w:val="0"/>
                 <w:smallCaps w:val="0"/>
@@ -1546,9 +1565,6 @@
               <w:ind w:left="0" w:right="0" w:firstLine="0"/>
               <w:jc w:val="left"/>
               <w:rPr>
-                <w:rFonts w:ascii="Calibri" w:cs="Calibri" w:eastAsia="Calibri" w:hAnsi="Calibri"/>
-                <w:b w:val="0"/>
-                <w:bCs w:val="0"/>
                 <w:i w:val="0"/>
                 <w:iCs w:val="0"/>
                 <w:smallCaps w:val="0"/>
@@ -1589,7 +1605,6 @@
               <w:ind w:left="0" w:right="0" w:firstLine="0"/>
               <w:jc w:val="left"/>
               <w:rPr>
-                <w:rFonts w:ascii="Calibri" w:cs="Calibri" w:eastAsia="Calibri" w:hAnsi="Calibri"/>
                 <w:b w:val="1"/>
                 <w:bCs w:val="1"/>
                 <w:i w:val="0"/>
@@ -1621,11 +1636,6 @@
                 <w:rtl w:val="0"/>
               </w:rPr>
               <w:t xml:space="preserve">Cuando:</w:t>
-            </w:r>
-            <w:r>
-              <w:rPr>
-                <w:rtl w:val="0"/>
-              </w:rPr>
             </w:r>
           </w:p>
         </w:tc>
@@ -1724,7 +1734,6 @@
               <w:ind w:left="0" w:right="0" w:firstLine="0"/>
               <w:jc w:val="left"/>
               <w:rPr>
-                <w:rFonts w:ascii="Calibri" w:cs="Calibri" w:eastAsia="Calibri" w:hAnsi="Calibri"/>
                 <w:b w:val="1"/>
                 <w:bCs w:val="1"/>
                 <w:i w:val="0"/>
@@ -1756,11 +1765,6 @@
                 <w:rtl w:val="0"/>
               </w:rPr>
               <w:t xml:space="preserve">Entonces:</w:t>
-            </w:r>
-            <w:r>
-              <w:rPr>
-                <w:rtl w:val="0"/>
-              </w:rPr>
             </w:r>
           </w:p>
         </w:tc>
@@ -1827,7 +1831,6 @@
               <w:ind w:left="0" w:right="0" w:firstLine="0"/>
               <w:jc w:val="center"/>
               <w:rPr>
-                <w:rFonts w:ascii="Calibri" w:cs="Calibri" w:eastAsia="Calibri" w:hAnsi="Calibri"/>
                 <w:b w:val="1"/>
                 <w:bCs w:val="1"/>
                 <w:i w:val="0"/>
@@ -1860,11 +1863,6 @@
               </w:rPr>
               <w:t xml:space="preserve">Condición 02</w:t>
             </w:r>
-            <w:r>
-              <w:rPr>
-                <w:rtl w:val="0"/>
-              </w:rPr>
-            </w:r>
           </w:p>
           <w:p>
             <w:pPr>
@@ -1876,7 +1874,6 @@
               <w:ind w:left="0" w:right="0" w:firstLine="0"/>
               <w:jc w:val="center"/>
               <w:rPr>
-                <w:rFonts w:ascii="Calibri" w:cs="Calibri" w:eastAsia="Calibri" w:hAnsi="Calibri"/>
                 <w:b w:val="1"/>
                 <w:bCs w:val="1"/>
                 <w:i w:val="0"/>
@@ -1919,7 +1916,6 @@
               <w:ind w:left="0" w:right="0" w:firstLine="0"/>
               <w:jc w:val="left"/>
               <w:rPr>
-                <w:rFonts w:ascii="Calibri" w:cs="Calibri" w:eastAsia="Calibri" w:hAnsi="Calibri"/>
                 <w:b w:val="1"/>
                 <w:bCs w:val="1"/>
                 <w:i w:val="0"/>
@@ -1951,11 +1947,6 @@
                 <w:rtl w:val="0"/>
               </w:rPr>
               <w:t xml:space="preserve">Dado:</w:t>
-            </w:r>
-            <w:r>
-              <w:rPr>
-                <w:rtl w:val="0"/>
-              </w:rPr>
             </w:r>
           </w:p>
         </w:tc>
@@ -2070,7 +2061,6 @@
               <w:ind w:left="0" w:right="0" w:firstLine="0"/>
               <w:jc w:val="left"/>
               <w:rPr>
-                <w:rFonts w:ascii="Calibri" w:cs="Calibri" w:eastAsia="Calibri" w:hAnsi="Calibri"/>
                 <w:b w:val="1"/>
                 <w:bCs w:val="1"/>
                 <w:i w:val="0"/>
@@ -2102,11 +2092,6 @@
                 <w:rtl w:val="0"/>
               </w:rPr>
               <w:t xml:space="preserve">Cuando:</w:t>
-            </w:r>
-            <w:r>
-              <w:rPr>
-                <w:rtl w:val="0"/>
-              </w:rPr>
             </w:r>
           </w:p>
         </w:tc>
@@ -2222,7 +2207,6 @@
               <w:ind w:left="0" w:right="0" w:firstLine="0"/>
               <w:jc w:val="left"/>
               <w:rPr>
-                <w:rFonts w:ascii="Calibri" w:cs="Calibri" w:eastAsia="Calibri" w:hAnsi="Calibri"/>
                 <w:b w:val="1"/>
                 <w:bCs w:val="1"/>
                 <w:i w:val="0"/>
@@ -2254,11 +2238,6 @@
                 <w:rtl w:val="0"/>
               </w:rPr>
               <w:t xml:space="preserve">Entonces:</w:t>
-            </w:r>
-            <w:r>
-              <w:rPr>
-                <w:rtl w:val="0"/>
-              </w:rPr>
             </w:r>
           </w:p>
         </w:tc>
@@ -2294,6 +2273,1646 @@
               <w:rPr>
                 <w:rtl w:val="0"/>
               </w:rPr>
+            </w:r>
+          </w:p>
+        </w:tc>
+      </w:tr>
+      <w:tr>
+        <w:trPr>
+          <w:cantSplit w:val="0"/>
+          <w:trHeight w:val="670" w:hRule="atLeast"/>
+          <w:tblHeader w:val="0"/>
+        </w:trPr>
+        <w:tc>
+          <w:tcPr>
+            <w:gridSpan w:val="3"/>
+            <w:vMerge w:val="restart"/>
+            <w:tcBorders>
+              <w:top w:color="000000" w:space="0" w:sz="4" w:val="single"/>
+              <w:left w:color="000000" w:space="0" w:sz="4" w:val="single"/>
+              <w:bottom w:color="000000" w:space="0" w:sz="4" w:val="single"/>
+              <w:right w:color="000000" w:space="0" w:sz="4" w:val="single"/>
+            </w:tcBorders>
+            <w:vAlign w:val="center"/>
+          </w:tcPr>
+          <w:p>
+            <w:pPr>
+              <w:jc w:val="center"/>
+              <w:rPr>
+                <w:b w:val="1"/>
+                <w:bCs w:val="1"/>
+                <w:color w:val="1f3864"/>
+              </w:rPr>
+            </w:pPr>
+            <w:r>
+              <w:rPr>
+                <w:b w:val="1"/>
+                <w:bCs w:val="1"/>
+                <w:color w:val="1f3864"/>
+                <w:rtl w:val="0"/>
+              </w:rPr>
+              <w:t xml:space="preserve">Condición 03</w:t>
+            </w:r>
+          </w:p>
+          <w:p>
+            <w:pPr>
+              <w:jc w:val="center"/>
+              <w:rPr>
+                <w:b w:val="1"/>
+                <w:bCs w:val="1"/>
+                <w:color w:val="1f3864"/>
+              </w:rPr>
+            </w:pPr>
+            <w:r>
+              <w:rPr>
+                <w:rtl w:val="0"/>
+              </w:rPr>
+            </w:r>
+          </w:p>
+        </w:tc>
+        <w:tc>
+          <w:tcPr>
+            <w:gridSpan w:val="2"/>
+            <w:tcBorders>
+              <w:top w:color="000000" w:space="0" w:sz="4" w:val="single"/>
+              <w:left w:color="000000" w:space="0" w:sz="4" w:val="single"/>
+              <w:bottom w:color="000000" w:space="0" w:sz="4" w:val="single"/>
+              <w:right w:color="000000" w:space="0" w:sz="4" w:val="single"/>
+            </w:tcBorders>
+            <w:vAlign w:val="center"/>
+          </w:tcPr>
+          <w:p>
+            <w:pPr>
+              <w:rPr>
+                <w:b w:val="1"/>
+                <w:bCs w:val="1"/>
+                <w:color w:val="1f3864"/>
+              </w:rPr>
+            </w:pPr>
+            <w:r>
+              <w:rPr>
+                <w:b w:val="1"/>
+                <w:bCs w:val="1"/>
+                <w:color w:val="1f3864"/>
+                <w:rtl w:val="0"/>
+              </w:rPr>
+              <w:t xml:space="preserve">Dado:</w:t>
+            </w:r>
+          </w:p>
+        </w:tc>
+        <w:tc>
+          <w:tcPr>
+            <w:gridSpan w:val="4"/>
+            <w:tcBorders>
+              <w:top w:color="000000" w:space="0" w:sz="4" w:val="single"/>
+              <w:left w:color="000000" w:space="0" w:sz="4" w:val="single"/>
+              <w:bottom w:color="000000" w:space="0" w:sz="4" w:val="single"/>
+              <w:right w:color="000000" w:space="0" w:sz="4" w:val="single"/>
+            </w:tcBorders>
+            <w:vAlign w:val="center"/>
+          </w:tcPr>
+          <w:p>
+            <w:pPr>
+              <w:spacing w:line="240" w:lineRule="auto"/>
+              <w:rPr/>
+            </w:pPr>
+            <w:r>
+              <w:rPr>
+                <w:rtl w:val="0"/>
+              </w:rPr>
+              <w:t xml:space="preserve">que el desarrollador no tiene actividades asignadas</w:t>
+            </w:r>
+          </w:p>
+        </w:tc>
+      </w:tr>
+      <w:tr>
+        <w:trPr>
+          <w:cantSplit w:val="0"/>
+          <w:trHeight w:val="670" w:hRule="atLeast"/>
+          <w:tblHeader w:val="0"/>
+        </w:trPr>
+        <w:tc>
+          <w:tcPr>
+            <w:gridSpan w:val="3"/>
+            <w:vMerge w:val="continue"/>
+            <w:tcBorders>
+              <w:top w:color="000000" w:space="0" w:sz="4" w:val="single"/>
+              <w:left w:color="000000" w:space="0" w:sz="4" w:val="single"/>
+              <w:bottom w:color="000000" w:space="0" w:sz="4" w:val="single"/>
+              <w:right w:color="000000" w:space="0" w:sz="4" w:val="single"/>
+            </w:tcBorders>
+            <w:vAlign w:val="center"/>
+          </w:tcPr>
+          <w:p>
+            <w:pPr>
+              <w:keepNext w:val="0"/>
+              <w:keepLines w:val="0"/>
+              <w:pageBreakBefore w:val="0"/>
+              <w:widowControl w:val="0"/>
+              <w:pBdr>
+                <w:top w:space="0" w:sz="0" w:val="nil"/>
+                <w:left w:space="0" w:sz="0" w:val="nil"/>
+                <w:bottom w:space="0" w:sz="0" w:val="nil"/>
+                <w:right w:space="0" w:sz="0" w:val="nil"/>
+                <w:between w:space="0" w:sz="0" w:val="nil"/>
+              </w:pBdr>
+              <w:shd w:fill="auto" w:val="clear"/>
+              <w:spacing w:after="0" w:before="0" w:line="276" w:lineRule="auto"/>
+              <w:ind w:left="0" w:right="0" w:firstLine="0"/>
+              <w:jc w:val="left"/>
+              <w:rPr>
+                <w:i w:val="0"/>
+                <w:iCs w:val="0"/>
+                <w:smallCaps w:val="0"/>
+                <w:strike w:val="0"/>
+                <w:color w:val="000000"/>
+                <w:sz w:val="22"/>
+                <w:szCs w:val="22"/>
+                <w:u w:val="none"/>
+                <w:shd w:fill="auto" w:val="clear"/>
+                <w:vertAlign w:val="baseline"/>
+              </w:rPr>
+            </w:pPr>
+            <w:r>
+              <w:rPr>
+                <w:rtl w:val="0"/>
+              </w:rPr>
+            </w:r>
+          </w:p>
+        </w:tc>
+        <w:tc>
+          <w:tcPr>
+            <w:gridSpan w:val="2"/>
+            <w:tcBorders>
+              <w:top w:color="000000" w:space="0" w:sz="4" w:val="single"/>
+              <w:left w:color="000000" w:space="0" w:sz="4" w:val="single"/>
+              <w:bottom w:color="000000" w:space="0" w:sz="4" w:val="single"/>
+              <w:right w:color="000000" w:space="0" w:sz="4" w:val="single"/>
+            </w:tcBorders>
+            <w:vAlign w:val="center"/>
+          </w:tcPr>
+          <w:p>
+            <w:pPr>
+              <w:rPr>
+                <w:b w:val="1"/>
+                <w:bCs w:val="1"/>
+                <w:color w:val="1f3864"/>
+              </w:rPr>
+            </w:pPr>
+            <w:r>
+              <w:rPr>
+                <w:b w:val="1"/>
+                <w:bCs w:val="1"/>
+                <w:color w:val="1f3864"/>
+                <w:rtl w:val="0"/>
+              </w:rPr>
+              <w:t xml:space="preserve">Cuando:</w:t>
+            </w:r>
+          </w:p>
+        </w:tc>
+        <w:tc>
+          <w:tcPr>
+            <w:gridSpan w:val="4"/>
+            <w:tcBorders>
+              <w:top w:color="000000" w:space="0" w:sz="4" w:val="single"/>
+              <w:left w:color="000000" w:space="0" w:sz="4" w:val="single"/>
+              <w:bottom w:color="000000" w:space="0" w:sz="4" w:val="single"/>
+              <w:right w:color="000000" w:space="0" w:sz="4" w:val="single"/>
+            </w:tcBorders>
+            <w:vAlign w:val="center"/>
+          </w:tcPr>
+          <w:p>
+            <w:pPr>
+              <w:spacing w:line="240" w:lineRule="auto"/>
+              <w:rPr/>
+            </w:pPr>
+            <w:r>
+              <w:rPr>
+                <w:rtl w:val="0"/>
+              </w:rPr>
+              <w:t xml:space="preserve">consulta su listado de actividades</w:t>
+            </w:r>
+          </w:p>
+        </w:tc>
+      </w:tr>
+      <w:tr>
+        <w:trPr>
+          <w:cantSplit w:val="0"/>
+          <w:trHeight w:val="670" w:hRule="atLeast"/>
+          <w:tblHeader w:val="0"/>
+        </w:trPr>
+        <w:tc>
+          <w:tcPr>
+            <w:gridSpan w:val="3"/>
+            <w:vMerge w:val="continue"/>
+            <w:tcBorders>
+              <w:top w:color="000000" w:space="0" w:sz="4" w:val="single"/>
+              <w:left w:color="000000" w:space="0" w:sz="4" w:val="single"/>
+              <w:bottom w:color="000000" w:space="0" w:sz="4" w:val="single"/>
+              <w:right w:color="000000" w:space="0" w:sz="4" w:val="single"/>
+            </w:tcBorders>
+            <w:vAlign w:val="center"/>
+          </w:tcPr>
+          <w:p>
+            <w:pPr>
+              <w:keepNext w:val="0"/>
+              <w:keepLines w:val="0"/>
+              <w:pageBreakBefore w:val="0"/>
+              <w:widowControl w:val="0"/>
+              <w:pBdr>
+                <w:top w:space="0" w:sz="0" w:val="nil"/>
+                <w:left w:space="0" w:sz="0" w:val="nil"/>
+                <w:bottom w:space="0" w:sz="0" w:val="nil"/>
+                <w:right w:space="0" w:sz="0" w:val="nil"/>
+                <w:between w:space="0" w:sz="0" w:val="nil"/>
+              </w:pBdr>
+              <w:shd w:fill="auto" w:val="clear"/>
+              <w:spacing w:after="0" w:before="0" w:line="276" w:lineRule="auto"/>
+              <w:ind w:left="0" w:right="0" w:firstLine="0"/>
+              <w:jc w:val="left"/>
+              <w:rPr>
+                <w:i w:val="0"/>
+                <w:iCs w:val="0"/>
+                <w:smallCaps w:val="0"/>
+                <w:strike w:val="0"/>
+                <w:color w:val="000000"/>
+                <w:sz w:val="22"/>
+                <w:szCs w:val="22"/>
+                <w:u w:val="none"/>
+                <w:shd w:fill="auto" w:val="clear"/>
+                <w:vertAlign w:val="baseline"/>
+              </w:rPr>
+            </w:pPr>
+            <w:r>
+              <w:rPr>
+                <w:rtl w:val="0"/>
+              </w:rPr>
+            </w:r>
+          </w:p>
+        </w:tc>
+        <w:tc>
+          <w:tcPr>
+            <w:gridSpan w:val="2"/>
+            <w:tcBorders>
+              <w:top w:color="000000" w:space="0" w:sz="4" w:val="single"/>
+              <w:left w:color="000000" w:space="0" w:sz="4" w:val="single"/>
+              <w:bottom w:color="000000" w:space="0" w:sz="4" w:val="single"/>
+              <w:right w:color="000000" w:space="0" w:sz="4" w:val="single"/>
+            </w:tcBorders>
+            <w:vAlign w:val="center"/>
+          </w:tcPr>
+          <w:p>
+            <w:pPr>
+              <w:rPr>
+                <w:b w:val="1"/>
+                <w:bCs w:val="1"/>
+                <w:color w:val="1f3864"/>
+              </w:rPr>
+            </w:pPr>
+            <w:r>
+              <w:rPr>
+                <w:b w:val="1"/>
+                <w:bCs w:val="1"/>
+                <w:color w:val="1f3864"/>
+                <w:rtl w:val="0"/>
+              </w:rPr>
+              <w:t xml:space="preserve">Entonces:</w:t>
+            </w:r>
+          </w:p>
+        </w:tc>
+        <w:tc>
+          <w:tcPr>
+            <w:gridSpan w:val="4"/>
+            <w:tcBorders>
+              <w:top w:color="000000" w:space="0" w:sz="4" w:val="single"/>
+              <w:left w:color="000000" w:space="0" w:sz="4" w:val="single"/>
+              <w:bottom w:color="000000" w:space="0" w:sz="4" w:val="single"/>
+              <w:right w:color="000000" w:space="0" w:sz="4" w:val="single"/>
+            </w:tcBorders>
+            <w:vAlign w:val="center"/>
+          </w:tcPr>
+          <w:p>
+            <w:pPr>
+              <w:spacing w:line="240" w:lineRule="auto"/>
+              <w:rPr/>
+            </w:pPr>
+            <w:r>
+              <w:rPr>
+                <w:rtl w:val="0"/>
+              </w:rPr>
+              <w:t xml:space="preserve">el sistema informa que actualmente no tiene actividades asignadas</w:t>
+            </w:r>
+          </w:p>
+        </w:tc>
+      </w:tr>
+      <w:tr>
+        <w:trPr>
+          <w:cantSplit w:val="0"/>
+          <w:trHeight w:val="670" w:hRule="atLeast"/>
+          <w:tblHeader w:val="0"/>
+        </w:trPr>
+        <w:tc>
+          <w:tcPr>
+            <w:gridSpan w:val="3"/>
+            <w:vMerge w:val="restart"/>
+            <w:tcBorders>
+              <w:top w:color="000000" w:space="0" w:sz="4" w:val="single"/>
+              <w:left w:color="000000" w:space="0" w:sz="4" w:val="single"/>
+              <w:bottom w:color="000000" w:space="0" w:sz="4" w:val="single"/>
+              <w:right w:color="000000" w:space="0" w:sz="4" w:val="single"/>
+            </w:tcBorders>
+            <w:vAlign w:val="center"/>
+          </w:tcPr>
+          <w:p>
+            <w:pPr>
+              <w:jc w:val="center"/>
+              <w:rPr>
+                <w:b w:val="1"/>
+                <w:bCs w:val="1"/>
+                <w:color w:val="1f3864"/>
+              </w:rPr>
+            </w:pPr>
+            <w:r>
+              <w:rPr>
+                <w:b w:val="1"/>
+                <w:bCs w:val="1"/>
+                <w:color w:val="1f3864"/>
+                <w:rtl w:val="0"/>
+              </w:rPr>
+              <w:t xml:space="preserve">Condición 04</w:t>
+            </w:r>
+          </w:p>
+          <w:p>
+            <w:pPr>
+              <w:jc w:val="center"/>
+              <w:rPr>
+                <w:b w:val="1"/>
+                <w:bCs w:val="1"/>
+                <w:color w:val="1f3864"/>
+              </w:rPr>
+            </w:pPr>
+            <w:r>
+              <w:rPr>
+                <w:rtl w:val="0"/>
+              </w:rPr>
+            </w:r>
+          </w:p>
+        </w:tc>
+        <w:tc>
+          <w:tcPr>
+            <w:gridSpan w:val="2"/>
+            <w:tcBorders>
+              <w:top w:color="000000" w:space="0" w:sz="4" w:val="single"/>
+              <w:left w:color="000000" w:space="0" w:sz="4" w:val="single"/>
+              <w:bottom w:color="000000" w:space="0" w:sz="4" w:val="single"/>
+              <w:right w:color="000000" w:space="0" w:sz="4" w:val="single"/>
+            </w:tcBorders>
+            <w:vAlign w:val="center"/>
+          </w:tcPr>
+          <w:p>
+            <w:pPr>
+              <w:rPr>
+                <w:b w:val="1"/>
+                <w:bCs w:val="1"/>
+                <w:color w:val="1f3864"/>
+              </w:rPr>
+            </w:pPr>
+            <w:r>
+              <w:rPr>
+                <w:b w:val="1"/>
+                <w:bCs w:val="1"/>
+                <w:color w:val="1f3864"/>
+                <w:rtl w:val="0"/>
+              </w:rPr>
+              <w:t xml:space="preserve">Dado:</w:t>
+            </w:r>
+          </w:p>
+        </w:tc>
+        <w:tc>
+          <w:tcPr>
+            <w:gridSpan w:val="4"/>
+            <w:tcBorders>
+              <w:top w:color="000000" w:space="0" w:sz="4" w:val="single"/>
+              <w:left w:color="000000" w:space="0" w:sz="4" w:val="single"/>
+              <w:bottom w:color="000000" w:space="0" w:sz="4" w:val="single"/>
+              <w:right w:color="000000" w:space="0" w:sz="4" w:val="single"/>
+            </w:tcBorders>
+            <w:vAlign w:val="center"/>
+          </w:tcPr>
+          <w:p>
+            <w:pPr>
+              <w:spacing w:line="240" w:lineRule="auto"/>
+              <w:rPr/>
+            </w:pPr>
+            <w:r>
+              <w:rPr>
+                <w:rtl w:val="0"/>
+              </w:rPr>
+              <w:t xml:space="preserve">que el desarrollador intenta marcar una actividad ya ejecutada</w:t>
+            </w:r>
+          </w:p>
+        </w:tc>
+      </w:tr>
+      <w:tr>
+        <w:trPr>
+          <w:cantSplit w:val="0"/>
+          <w:trHeight w:val="670" w:hRule="atLeast"/>
+          <w:tblHeader w:val="0"/>
+        </w:trPr>
+        <w:tc>
+          <w:tcPr>
+            <w:gridSpan w:val="3"/>
+            <w:vMerge w:val="continue"/>
+            <w:tcBorders>
+              <w:top w:color="000000" w:space="0" w:sz="4" w:val="single"/>
+              <w:left w:color="000000" w:space="0" w:sz="4" w:val="single"/>
+              <w:bottom w:color="000000" w:space="0" w:sz="4" w:val="single"/>
+              <w:right w:color="000000" w:space="0" w:sz="4" w:val="single"/>
+            </w:tcBorders>
+            <w:vAlign w:val="center"/>
+          </w:tcPr>
+          <w:p>
+            <w:pPr>
+              <w:keepNext w:val="0"/>
+              <w:keepLines w:val="0"/>
+              <w:pageBreakBefore w:val="0"/>
+              <w:widowControl w:val="0"/>
+              <w:pBdr>
+                <w:top w:space="0" w:sz="0" w:val="nil"/>
+                <w:left w:space="0" w:sz="0" w:val="nil"/>
+                <w:bottom w:space="0" w:sz="0" w:val="nil"/>
+                <w:right w:space="0" w:sz="0" w:val="nil"/>
+                <w:between w:space="0" w:sz="0" w:val="nil"/>
+              </w:pBdr>
+              <w:shd w:fill="auto" w:val="clear"/>
+              <w:spacing w:after="0" w:before="0" w:line="276" w:lineRule="auto"/>
+              <w:ind w:left="0" w:right="0" w:firstLine="0"/>
+              <w:jc w:val="left"/>
+              <w:rPr>
+                <w:i w:val="0"/>
+                <w:iCs w:val="0"/>
+                <w:smallCaps w:val="0"/>
+                <w:strike w:val="0"/>
+                <w:color w:val="000000"/>
+                <w:sz w:val="22"/>
+                <w:szCs w:val="22"/>
+                <w:u w:val="none"/>
+                <w:shd w:fill="auto" w:val="clear"/>
+                <w:vertAlign w:val="baseline"/>
+              </w:rPr>
+            </w:pPr>
+            <w:r>
+              <w:rPr>
+                <w:rtl w:val="0"/>
+              </w:rPr>
+            </w:r>
+          </w:p>
+        </w:tc>
+        <w:tc>
+          <w:tcPr>
+            <w:gridSpan w:val="2"/>
+            <w:tcBorders>
+              <w:top w:color="000000" w:space="0" w:sz="4" w:val="single"/>
+              <w:left w:color="000000" w:space="0" w:sz="4" w:val="single"/>
+              <w:bottom w:color="000000" w:space="0" w:sz="4" w:val="single"/>
+              <w:right w:color="000000" w:space="0" w:sz="4" w:val="single"/>
+            </w:tcBorders>
+            <w:vAlign w:val="center"/>
+          </w:tcPr>
+          <w:p>
+            <w:pPr>
+              <w:rPr>
+                <w:b w:val="1"/>
+                <w:bCs w:val="1"/>
+                <w:color w:val="1f3864"/>
+              </w:rPr>
+            </w:pPr>
+            <w:r>
+              <w:rPr>
+                <w:b w:val="1"/>
+                <w:bCs w:val="1"/>
+                <w:color w:val="1f3864"/>
+                <w:rtl w:val="0"/>
+              </w:rPr>
+              <w:t xml:space="preserve">Cuando:</w:t>
+            </w:r>
+          </w:p>
+        </w:tc>
+        <w:tc>
+          <w:tcPr>
+            <w:gridSpan w:val="4"/>
+            <w:tcBorders>
+              <w:top w:color="000000" w:space="0" w:sz="4" w:val="single"/>
+              <w:left w:color="000000" w:space="0" w:sz="4" w:val="single"/>
+              <w:bottom w:color="000000" w:space="0" w:sz="4" w:val="single"/>
+              <w:right w:color="000000" w:space="0" w:sz="4" w:val="single"/>
+            </w:tcBorders>
+            <w:vAlign w:val="center"/>
+          </w:tcPr>
+          <w:p>
+            <w:pPr>
+              <w:spacing w:line="240" w:lineRule="auto"/>
+              <w:rPr/>
+            </w:pPr>
+            <w:r>
+              <w:rPr>
+                <w:rtl w:val="0"/>
+              </w:rPr>
+              <w:t xml:space="preserve">selecciona la opción de cambio de estado</w:t>
+            </w:r>
+          </w:p>
+        </w:tc>
+      </w:tr>
+      <w:tr>
+        <w:trPr>
+          <w:cantSplit w:val="0"/>
+          <w:trHeight w:val="670" w:hRule="atLeast"/>
+          <w:tblHeader w:val="0"/>
+        </w:trPr>
+        <w:tc>
+          <w:tcPr>
+            <w:gridSpan w:val="3"/>
+            <w:vMerge w:val="continue"/>
+            <w:tcBorders>
+              <w:top w:color="000000" w:space="0" w:sz="4" w:val="single"/>
+              <w:left w:color="000000" w:space="0" w:sz="4" w:val="single"/>
+              <w:bottom w:color="000000" w:space="0" w:sz="4" w:val="single"/>
+              <w:right w:color="000000" w:space="0" w:sz="4" w:val="single"/>
+            </w:tcBorders>
+            <w:vAlign w:val="center"/>
+          </w:tcPr>
+          <w:p>
+            <w:pPr>
+              <w:keepNext w:val="0"/>
+              <w:keepLines w:val="0"/>
+              <w:pageBreakBefore w:val="0"/>
+              <w:widowControl w:val="0"/>
+              <w:pBdr>
+                <w:top w:space="0" w:sz="0" w:val="nil"/>
+                <w:left w:space="0" w:sz="0" w:val="nil"/>
+                <w:bottom w:space="0" w:sz="0" w:val="nil"/>
+                <w:right w:space="0" w:sz="0" w:val="nil"/>
+                <w:between w:space="0" w:sz="0" w:val="nil"/>
+              </w:pBdr>
+              <w:shd w:fill="auto" w:val="clear"/>
+              <w:spacing w:after="0" w:before="0" w:line="276" w:lineRule="auto"/>
+              <w:ind w:left="0" w:right="0" w:firstLine="0"/>
+              <w:jc w:val="left"/>
+              <w:rPr>
+                <w:i w:val="0"/>
+                <w:iCs w:val="0"/>
+                <w:smallCaps w:val="0"/>
+                <w:strike w:val="0"/>
+                <w:color w:val="000000"/>
+                <w:sz w:val="22"/>
+                <w:szCs w:val="22"/>
+                <w:u w:val="none"/>
+                <w:shd w:fill="auto" w:val="clear"/>
+                <w:vertAlign w:val="baseline"/>
+              </w:rPr>
+            </w:pPr>
+            <w:r>
+              <w:rPr>
+                <w:rtl w:val="0"/>
+              </w:rPr>
+            </w:r>
+          </w:p>
+        </w:tc>
+        <w:tc>
+          <w:tcPr>
+            <w:gridSpan w:val="2"/>
+            <w:tcBorders>
+              <w:top w:color="000000" w:space="0" w:sz="4" w:val="single"/>
+              <w:left w:color="000000" w:space="0" w:sz="4" w:val="single"/>
+              <w:bottom w:color="000000" w:space="0" w:sz="4" w:val="single"/>
+              <w:right w:color="000000" w:space="0" w:sz="4" w:val="single"/>
+            </w:tcBorders>
+            <w:vAlign w:val="center"/>
+          </w:tcPr>
+          <w:p>
+            <w:pPr>
+              <w:rPr>
+                <w:b w:val="1"/>
+                <w:bCs w:val="1"/>
+                <w:color w:val="1f3864"/>
+              </w:rPr>
+            </w:pPr>
+            <w:r>
+              <w:rPr>
+                <w:b w:val="1"/>
+                <w:bCs w:val="1"/>
+                <w:color w:val="1f3864"/>
+                <w:rtl w:val="0"/>
+              </w:rPr>
+              <w:t xml:space="preserve">Entonces:</w:t>
+            </w:r>
+          </w:p>
+        </w:tc>
+        <w:tc>
+          <w:tcPr>
+            <w:gridSpan w:val="4"/>
+            <w:tcBorders>
+              <w:top w:color="000000" w:space="0" w:sz="4" w:val="single"/>
+              <w:left w:color="000000" w:space="0" w:sz="4" w:val="single"/>
+              <w:bottom w:color="000000" w:space="0" w:sz="4" w:val="single"/>
+              <w:right w:color="000000" w:space="0" w:sz="4" w:val="single"/>
+            </w:tcBorders>
+            <w:vAlign w:val="center"/>
+          </w:tcPr>
+          <w:p>
+            <w:pPr>
+              <w:spacing w:line="240" w:lineRule="auto"/>
+              <w:rPr/>
+            </w:pPr>
+            <w:r>
+              <w:rPr>
+                <w:rtl w:val="0"/>
+              </w:rPr>
+              <w:t xml:space="preserve">el sistema informa que la actividad ya se encuentra finalizada y no permite modificar nuevamente su estado</w:t>
+            </w:r>
+          </w:p>
+        </w:tc>
+      </w:tr>
+      <w:tr>
+        <w:trPr>
+          <w:cantSplit w:val="0"/>
+          <w:trHeight w:val="670" w:hRule="atLeast"/>
+          <w:tblHeader w:val="0"/>
+        </w:trPr>
+        <w:tc>
+          <w:tcPr>
+            <w:gridSpan w:val="3"/>
+            <w:vMerge w:val="restart"/>
+            <w:tcBorders>
+              <w:top w:color="000000" w:space="0" w:sz="4" w:val="single"/>
+              <w:left w:color="000000" w:space="0" w:sz="4" w:val="single"/>
+              <w:bottom w:color="000000" w:space="0" w:sz="4" w:val="single"/>
+              <w:right w:color="000000" w:space="0" w:sz="4" w:val="single"/>
+            </w:tcBorders>
+            <w:vAlign w:val="center"/>
+          </w:tcPr>
+          <w:p>
+            <w:pPr>
+              <w:jc w:val="center"/>
+              <w:rPr>
+                <w:b w:val="1"/>
+                <w:bCs w:val="1"/>
+                <w:color w:val="1f3864"/>
+              </w:rPr>
+            </w:pPr>
+            <w:r>
+              <w:rPr>
+                <w:b w:val="1"/>
+                <w:bCs w:val="1"/>
+                <w:color w:val="1f3864"/>
+                <w:rtl w:val="0"/>
+              </w:rPr>
+              <w:t xml:space="preserve">Condición 05</w:t>
+            </w:r>
+          </w:p>
+          <w:p>
+            <w:pPr>
+              <w:jc w:val="center"/>
+              <w:rPr>
+                <w:b w:val="1"/>
+                <w:bCs w:val="1"/>
+                <w:color w:val="1f3864"/>
+              </w:rPr>
+            </w:pPr>
+            <w:r>
+              <w:rPr>
+                <w:rtl w:val="0"/>
+              </w:rPr>
+            </w:r>
+          </w:p>
+        </w:tc>
+        <w:tc>
+          <w:tcPr>
+            <w:gridSpan w:val="2"/>
+            <w:tcBorders>
+              <w:top w:color="000000" w:space="0" w:sz="4" w:val="single"/>
+              <w:left w:color="000000" w:space="0" w:sz="4" w:val="single"/>
+              <w:bottom w:color="000000" w:space="0" w:sz="4" w:val="single"/>
+              <w:right w:color="000000" w:space="0" w:sz="4" w:val="single"/>
+            </w:tcBorders>
+            <w:vAlign w:val="center"/>
+          </w:tcPr>
+          <w:p>
+            <w:pPr>
+              <w:rPr>
+                <w:b w:val="1"/>
+                <w:bCs w:val="1"/>
+                <w:color w:val="1f3864"/>
+              </w:rPr>
+            </w:pPr>
+            <w:r>
+              <w:rPr>
+                <w:b w:val="1"/>
+                <w:bCs w:val="1"/>
+                <w:color w:val="1f3864"/>
+                <w:rtl w:val="0"/>
+              </w:rPr>
+              <w:t xml:space="preserve">Dado:</w:t>
+            </w:r>
+          </w:p>
+        </w:tc>
+        <w:tc>
+          <w:tcPr>
+            <w:gridSpan w:val="4"/>
+            <w:tcBorders>
+              <w:top w:color="000000" w:space="0" w:sz="4" w:val="single"/>
+              <w:left w:color="000000" w:space="0" w:sz="4" w:val="single"/>
+              <w:bottom w:color="000000" w:space="0" w:sz="4" w:val="single"/>
+              <w:right w:color="000000" w:space="0" w:sz="4" w:val="single"/>
+            </w:tcBorders>
+            <w:vAlign w:val="center"/>
+          </w:tcPr>
+          <w:p>
+            <w:pPr>
+              <w:spacing w:line="240" w:lineRule="auto"/>
+              <w:rPr/>
+            </w:pPr>
+            <w:r>
+              <w:rPr>
+                <w:rtl w:val="0"/>
+              </w:rPr>
+              <w:t xml:space="preserve">que el desarrollador cambia correctamente el estado de una actividad</w:t>
+            </w:r>
+          </w:p>
+        </w:tc>
+      </w:tr>
+      <w:tr>
+        <w:trPr>
+          <w:cantSplit w:val="0"/>
+          <w:trHeight w:val="670" w:hRule="atLeast"/>
+          <w:tblHeader w:val="0"/>
+        </w:trPr>
+        <w:tc>
+          <w:tcPr>
+            <w:gridSpan w:val="3"/>
+            <w:vMerge w:val="continue"/>
+            <w:tcBorders>
+              <w:top w:color="000000" w:space="0" w:sz="4" w:val="single"/>
+              <w:left w:color="000000" w:space="0" w:sz="4" w:val="single"/>
+              <w:bottom w:color="000000" w:space="0" w:sz="4" w:val="single"/>
+              <w:right w:color="000000" w:space="0" w:sz="4" w:val="single"/>
+            </w:tcBorders>
+            <w:vAlign w:val="center"/>
+          </w:tcPr>
+          <w:p>
+            <w:pPr>
+              <w:keepNext w:val="0"/>
+              <w:keepLines w:val="0"/>
+              <w:pageBreakBefore w:val="0"/>
+              <w:widowControl w:val="0"/>
+              <w:pBdr>
+                <w:top w:space="0" w:sz="0" w:val="nil"/>
+                <w:left w:space="0" w:sz="0" w:val="nil"/>
+                <w:bottom w:space="0" w:sz="0" w:val="nil"/>
+                <w:right w:space="0" w:sz="0" w:val="nil"/>
+                <w:between w:space="0" w:sz="0" w:val="nil"/>
+              </w:pBdr>
+              <w:shd w:fill="auto" w:val="clear"/>
+              <w:spacing w:after="0" w:before="0" w:line="276" w:lineRule="auto"/>
+              <w:ind w:left="0" w:right="0" w:firstLine="0"/>
+              <w:jc w:val="left"/>
+              <w:rPr>
+                <w:i w:val="0"/>
+                <w:iCs w:val="0"/>
+                <w:smallCaps w:val="0"/>
+                <w:strike w:val="0"/>
+                <w:color w:val="000000"/>
+                <w:sz w:val="22"/>
+                <w:szCs w:val="22"/>
+                <w:u w:val="none"/>
+                <w:shd w:fill="auto" w:val="clear"/>
+                <w:vertAlign w:val="baseline"/>
+              </w:rPr>
+            </w:pPr>
+            <w:r>
+              <w:rPr>
+                <w:rtl w:val="0"/>
+              </w:rPr>
+            </w:r>
+          </w:p>
+        </w:tc>
+        <w:tc>
+          <w:tcPr>
+            <w:gridSpan w:val="2"/>
+            <w:tcBorders>
+              <w:top w:color="000000" w:space="0" w:sz="4" w:val="single"/>
+              <w:left w:color="000000" w:space="0" w:sz="4" w:val="single"/>
+              <w:bottom w:color="000000" w:space="0" w:sz="4" w:val="single"/>
+              <w:right w:color="000000" w:space="0" w:sz="4" w:val="single"/>
+            </w:tcBorders>
+            <w:vAlign w:val="center"/>
+          </w:tcPr>
+          <w:p>
+            <w:pPr>
+              <w:rPr>
+                <w:b w:val="1"/>
+                <w:bCs w:val="1"/>
+                <w:color w:val="1f3864"/>
+              </w:rPr>
+            </w:pPr>
+            <w:r>
+              <w:rPr>
+                <w:b w:val="1"/>
+                <w:bCs w:val="1"/>
+                <w:color w:val="1f3864"/>
+                <w:rtl w:val="0"/>
+              </w:rPr>
+              <w:t xml:space="preserve">Cuando:</w:t>
+            </w:r>
+          </w:p>
+        </w:tc>
+        <w:tc>
+          <w:tcPr>
+            <w:gridSpan w:val="4"/>
+            <w:tcBorders>
+              <w:top w:color="000000" w:space="0" w:sz="4" w:val="single"/>
+              <w:left w:color="000000" w:space="0" w:sz="4" w:val="single"/>
+              <w:bottom w:color="000000" w:space="0" w:sz="4" w:val="single"/>
+              <w:right w:color="000000" w:space="0" w:sz="4" w:val="single"/>
+            </w:tcBorders>
+            <w:vAlign w:val="center"/>
+          </w:tcPr>
+          <w:p>
+            <w:pPr>
+              <w:spacing w:line="240" w:lineRule="auto"/>
+              <w:rPr/>
+            </w:pPr>
+            <w:r>
+              <w:rPr>
+                <w:rtl w:val="0"/>
+              </w:rPr>
+              <w:t xml:space="preserve">confirma la actualización</w:t>
+            </w:r>
+          </w:p>
+        </w:tc>
+      </w:tr>
+      <w:tr>
+        <w:trPr>
+          <w:cantSplit w:val="0"/>
+          <w:trHeight w:val="670" w:hRule="atLeast"/>
+          <w:tblHeader w:val="0"/>
+        </w:trPr>
+        <w:tc>
+          <w:tcPr>
+            <w:gridSpan w:val="3"/>
+            <w:vMerge w:val="continue"/>
+            <w:tcBorders>
+              <w:top w:color="000000" w:space="0" w:sz="4" w:val="single"/>
+              <w:left w:color="000000" w:space="0" w:sz="4" w:val="single"/>
+              <w:bottom w:color="000000" w:space="0" w:sz="4" w:val="single"/>
+              <w:right w:color="000000" w:space="0" w:sz="4" w:val="single"/>
+            </w:tcBorders>
+            <w:vAlign w:val="center"/>
+          </w:tcPr>
+          <w:p>
+            <w:pPr>
+              <w:keepNext w:val="0"/>
+              <w:keepLines w:val="0"/>
+              <w:pageBreakBefore w:val="0"/>
+              <w:widowControl w:val="0"/>
+              <w:pBdr>
+                <w:top w:space="0" w:sz="0" w:val="nil"/>
+                <w:left w:space="0" w:sz="0" w:val="nil"/>
+                <w:bottom w:space="0" w:sz="0" w:val="nil"/>
+                <w:right w:space="0" w:sz="0" w:val="nil"/>
+                <w:between w:space="0" w:sz="0" w:val="nil"/>
+              </w:pBdr>
+              <w:shd w:fill="auto" w:val="clear"/>
+              <w:spacing w:after="0" w:before="0" w:line="276" w:lineRule="auto"/>
+              <w:ind w:left="0" w:right="0" w:firstLine="0"/>
+              <w:jc w:val="left"/>
+              <w:rPr>
+                <w:i w:val="0"/>
+                <w:iCs w:val="0"/>
+                <w:smallCaps w:val="0"/>
+                <w:strike w:val="0"/>
+                <w:color w:val="000000"/>
+                <w:sz w:val="22"/>
+                <w:szCs w:val="22"/>
+                <w:u w:val="none"/>
+                <w:shd w:fill="auto" w:val="clear"/>
+                <w:vertAlign w:val="baseline"/>
+              </w:rPr>
+            </w:pPr>
+            <w:r>
+              <w:rPr>
+                <w:rtl w:val="0"/>
+              </w:rPr>
+            </w:r>
+          </w:p>
+        </w:tc>
+        <w:tc>
+          <w:tcPr>
+            <w:gridSpan w:val="2"/>
+            <w:tcBorders>
+              <w:top w:color="000000" w:space="0" w:sz="4" w:val="single"/>
+              <w:left w:color="000000" w:space="0" w:sz="4" w:val="single"/>
+              <w:bottom w:color="000000" w:space="0" w:sz="4" w:val="single"/>
+              <w:right w:color="000000" w:space="0" w:sz="4" w:val="single"/>
+            </w:tcBorders>
+            <w:vAlign w:val="center"/>
+          </w:tcPr>
+          <w:p>
+            <w:pPr>
+              <w:rPr>
+                <w:b w:val="1"/>
+                <w:bCs w:val="1"/>
+                <w:color w:val="1f3864"/>
+              </w:rPr>
+            </w:pPr>
+            <w:r>
+              <w:rPr>
+                <w:b w:val="1"/>
+                <w:bCs w:val="1"/>
+                <w:color w:val="1f3864"/>
+                <w:rtl w:val="0"/>
+              </w:rPr>
+              <w:t xml:space="preserve">Entonces:</w:t>
+            </w:r>
+          </w:p>
+        </w:tc>
+        <w:tc>
+          <w:tcPr>
+            <w:gridSpan w:val="4"/>
+            <w:tcBorders>
+              <w:top w:color="000000" w:space="0" w:sz="4" w:val="single"/>
+              <w:left w:color="000000" w:space="0" w:sz="4" w:val="single"/>
+              <w:bottom w:color="000000" w:space="0" w:sz="4" w:val="single"/>
+              <w:right w:color="000000" w:space="0" w:sz="4" w:val="single"/>
+            </w:tcBorders>
+            <w:vAlign w:val="center"/>
+          </w:tcPr>
+          <w:p>
+            <w:pPr>
+              <w:spacing w:line="240" w:lineRule="auto"/>
+              <w:rPr/>
+            </w:pPr>
+            <w:r>
+              <w:rPr>
+                <w:rtl w:val="0"/>
+              </w:rPr>
+              <w:t xml:space="preserve">el sistema registra el nuevo estado junto con la fecha y hora del cambio</w:t>
+            </w:r>
+          </w:p>
+        </w:tc>
+      </w:tr>
+      <w:tr>
+        <w:trPr>
+          <w:cantSplit w:val="0"/>
+          <w:trHeight w:val="670" w:hRule="atLeast"/>
+          <w:tblHeader w:val="0"/>
+        </w:trPr>
+        <w:tc>
+          <w:tcPr>
+            <w:gridSpan w:val="3"/>
+            <w:vMerge w:val="restart"/>
+            <w:tcBorders>
+              <w:top w:color="000000" w:space="0" w:sz="4" w:val="single"/>
+              <w:left w:color="000000" w:space="0" w:sz="4" w:val="single"/>
+              <w:bottom w:color="000000" w:space="0" w:sz="4" w:val="single"/>
+              <w:right w:color="000000" w:space="0" w:sz="4" w:val="single"/>
+            </w:tcBorders>
+            <w:vAlign w:val="center"/>
+          </w:tcPr>
+          <w:p>
+            <w:pPr>
+              <w:jc w:val="center"/>
+              <w:rPr>
+                <w:b w:val="1"/>
+                <w:bCs w:val="1"/>
+                <w:color w:val="1f3864"/>
+              </w:rPr>
+            </w:pPr>
+            <w:r>
+              <w:rPr>
+                <w:b w:val="1"/>
+                <w:bCs w:val="1"/>
+                <w:color w:val="1f3864"/>
+                <w:rtl w:val="0"/>
+              </w:rPr>
+              <w:t xml:space="preserve">Condición 06</w:t>
+            </w:r>
+          </w:p>
+          <w:p>
+            <w:pPr>
+              <w:jc w:val="center"/>
+              <w:rPr>
+                <w:b w:val="1"/>
+                <w:bCs w:val="1"/>
+                <w:color w:val="1f3864"/>
+              </w:rPr>
+            </w:pPr>
+            <w:r>
+              <w:rPr>
+                <w:rtl w:val="0"/>
+              </w:rPr>
+            </w:r>
+          </w:p>
+        </w:tc>
+        <w:tc>
+          <w:tcPr>
+            <w:gridSpan w:val="2"/>
+            <w:tcBorders>
+              <w:top w:color="000000" w:space="0" w:sz="4" w:val="single"/>
+              <w:left w:color="000000" w:space="0" w:sz="4" w:val="single"/>
+              <w:bottom w:color="000000" w:space="0" w:sz="4" w:val="single"/>
+              <w:right w:color="000000" w:space="0" w:sz="4" w:val="single"/>
+            </w:tcBorders>
+            <w:vAlign w:val="center"/>
+          </w:tcPr>
+          <w:p>
+            <w:pPr>
+              <w:rPr>
+                <w:b w:val="1"/>
+                <w:bCs w:val="1"/>
+                <w:color w:val="1f3864"/>
+              </w:rPr>
+            </w:pPr>
+            <w:r>
+              <w:rPr>
+                <w:b w:val="1"/>
+                <w:bCs w:val="1"/>
+                <w:color w:val="1f3864"/>
+                <w:rtl w:val="0"/>
+              </w:rPr>
+              <w:t xml:space="preserve">Dado:</w:t>
+            </w:r>
+          </w:p>
+        </w:tc>
+        <w:tc>
+          <w:tcPr>
+            <w:gridSpan w:val="4"/>
+            <w:tcBorders>
+              <w:top w:color="000000" w:space="0" w:sz="4" w:val="single"/>
+              <w:left w:color="000000" w:space="0" w:sz="4" w:val="single"/>
+              <w:bottom w:color="000000" w:space="0" w:sz="4" w:val="single"/>
+              <w:right w:color="000000" w:space="0" w:sz="4" w:val="single"/>
+            </w:tcBorders>
+            <w:vAlign w:val="center"/>
+          </w:tcPr>
+          <w:p>
+            <w:pPr>
+              <w:spacing w:line="240" w:lineRule="auto"/>
+              <w:rPr/>
+            </w:pPr>
+            <w:r>
+              <w:rPr>
+                <w:rtl w:val="0"/>
+              </w:rPr>
+              <w:t xml:space="preserve">que ocurre un error al actualizar el estado de la actividad</w:t>
+            </w:r>
+          </w:p>
+        </w:tc>
+      </w:tr>
+      <w:tr>
+        <w:trPr>
+          <w:cantSplit w:val="0"/>
+          <w:trHeight w:val="670" w:hRule="atLeast"/>
+          <w:tblHeader w:val="0"/>
+        </w:trPr>
+        <w:tc>
+          <w:tcPr>
+            <w:gridSpan w:val="3"/>
+            <w:vMerge w:val="continue"/>
+            <w:tcBorders>
+              <w:top w:color="000000" w:space="0" w:sz="4" w:val="single"/>
+              <w:left w:color="000000" w:space="0" w:sz="4" w:val="single"/>
+              <w:bottom w:color="000000" w:space="0" w:sz="4" w:val="single"/>
+              <w:right w:color="000000" w:space="0" w:sz="4" w:val="single"/>
+            </w:tcBorders>
+            <w:vAlign w:val="center"/>
+          </w:tcPr>
+          <w:p>
+            <w:pPr>
+              <w:keepNext w:val="0"/>
+              <w:keepLines w:val="0"/>
+              <w:pageBreakBefore w:val="0"/>
+              <w:widowControl w:val="0"/>
+              <w:pBdr>
+                <w:top w:space="0" w:sz="0" w:val="nil"/>
+                <w:left w:space="0" w:sz="0" w:val="nil"/>
+                <w:bottom w:space="0" w:sz="0" w:val="nil"/>
+                <w:right w:space="0" w:sz="0" w:val="nil"/>
+                <w:between w:space="0" w:sz="0" w:val="nil"/>
+              </w:pBdr>
+              <w:shd w:fill="auto" w:val="clear"/>
+              <w:spacing w:after="0" w:before="0" w:line="276" w:lineRule="auto"/>
+              <w:ind w:left="0" w:right="0" w:firstLine="0"/>
+              <w:jc w:val="left"/>
+              <w:rPr>
+                <w:i w:val="0"/>
+                <w:iCs w:val="0"/>
+                <w:smallCaps w:val="0"/>
+                <w:strike w:val="0"/>
+                <w:color w:val="000000"/>
+                <w:sz w:val="22"/>
+                <w:szCs w:val="22"/>
+                <w:u w:val="none"/>
+                <w:shd w:fill="auto" w:val="clear"/>
+                <w:vertAlign w:val="baseline"/>
+              </w:rPr>
+            </w:pPr>
+            <w:r>
+              <w:rPr>
+                <w:rtl w:val="0"/>
+              </w:rPr>
+            </w:r>
+          </w:p>
+        </w:tc>
+        <w:tc>
+          <w:tcPr>
+            <w:gridSpan w:val="2"/>
+            <w:tcBorders>
+              <w:top w:color="000000" w:space="0" w:sz="4" w:val="single"/>
+              <w:left w:color="000000" w:space="0" w:sz="4" w:val="single"/>
+              <w:bottom w:color="000000" w:space="0" w:sz="4" w:val="single"/>
+              <w:right w:color="000000" w:space="0" w:sz="4" w:val="single"/>
+            </w:tcBorders>
+            <w:vAlign w:val="center"/>
+          </w:tcPr>
+          <w:p>
+            <w:pPr>
+              <w:rPr>
+                <w:b w:val="1"/>
+                <w:bCs w:val="1"/>
+                <w:color w:val="1f3864"/>
+              </w:rPr>
+            </w:pPr>
+            <w:r>
+              <w:rPr>
+                <w:b w:val="1"/>
+                <w:bCs w:val="1"/>
+                <w:color w:val="1f3864"/>
+                <w:rtl w:val="0"/>
+              </w:rPr>
+              <w:t xml:space="preserve">Cuando:</w:t>
+            </w:r>
+          </w:p>
+        </w:tc>
+        <w:tc>
+          <w:tcPr>
+            <w:gridSpan w:val="4"/>
+            <w:tcBorders>
+              <w:top w:color="000000" w:space="0" w:sz="4" w:val="single"/>
+              <w:left w:color="000000" w:space="0" w:sz="4" w:val="single"/>
+              <w:bottom w:color="000000" w:space="0" w:sz="4" w:val="single"/>
+              <w:right w:color="000000" w:space="0" w:sz="4" w:val="single"/>
+            </w:tcBorders>
+            <w:vAlign w:val="center"/>
+          </w:tcPr>
+          <w:p>
+            <w:pPr>
+              <w:spacing w:line="240" w:lineRule="auto"/>
+              <w:rPr/>
+            </w:pPr>
+            <w:r>
+              <w:rPr>
+                <w:rtl w:val="0"/>
+              </w:rPr>
+              <w:t xml:space="preserve">el desarrollador confirma la acción</w:t>
+            </w:r>
+          </w:p>
+        </w:tc>
+      </w:tr>
+      <w:tr>
+        <w:trPr>
+          <w:cantSplit w:val="0"/>
+          <w:trHeight w:val="670" w:hRule="atLeast"/>
+          <w:tblHeader w:val="0"/>
+        </w:trPr>
+        <w:tc>
+          <w:tcPr>
+            <w:gridSpan w:val="3"/>
+            <w:vMerge w:val="continue"/>
+            <w:tcBorders>
+              <w:top w:color="000000" w:space="0" w:sz="4" w:val="single"/>
+              <w:left w:color="000000" w:space="0" w:sz="4" w:val="single"/>
+              <w:bottom w:color="000000" w:space="0" w:sz="4" w:val="single"/>
+              <w:right w:color="000000" w:space="0" w:sz="4" w:val="single"/>
+            </w:tcBorders>
+            <w:vAlign w:val="center"/>
+          </w:tcPr>
+          <w:p>
+            <w:pPr>
+              <w:keepNext w:val="0"/>
+              <w:keepLines w:val="0"/>
+              <w:pageBreakBefore w:val="0"/>
+              <w:widowControl w:val="0"/>
+              <w:pBdr>
+                <w:top w:space="0" w:sz="0" w:val="nil"/>
+                <w:left w:space="0" w:sz="0" w:val="nil"/>
+                <w:bottom w:space="0" w:sz="0" w:val="nil"/>
+                <w:right w:space="0" w:sz="0" w:val="nil"/>
+                <w:between w:space="0" w:sz="0" w:val="nil"/>
+              </w:pBdr>
+              <w:shd w:fill="auto" w:val="clear"/>
+              <w:spacing w:after="0" w:before="0" w:line="276" w:lineRule="auto"/>
+              <w:ind w:left="0" w:right="0" w:firstLine="0"/>
+              <w:jc w:val="left"/>
+              <w:rPr>
+                <w:i w:val="0"/>
+                <w:iCs w:val="0"/>
+                <w:smallCaps w:val="0"/>
+                <w:strike w:val="0"/>
+                <w:color w:val="000000"/>
+                <w:sz w:val="22"/>
+                <w:szCs w:val="22"/>
+                <w:u w:val="none"/>
+                <w:shd w:fill="auto" w:val="clear"/>
+                <w:vertAlign w:val="baseline"/>
+              </w:rPr>
+            </w:pPr>
+            <w:r>
+              <w:rPr>
+                <w:rtl w:val="0"/>
+              </w:rPr>
+            </w:r>
+          </w:p>
+        </w:tc>
+        <w:tc>
+          <w:tcPr>
+            <w:gridSpan w:val="2"/>
+            <w:tcBorders>
+              <w:top w:color="000000" w:space="0" w:sz="4" w:val="single"/>
+              <w:left w:color="000000" w:space="0" w:sz="4" w:val="single"/>
+              <w:bottom w:color="000000" w:space="0" w:sz="4" w:val="single"/>
+              <w:right w:color="000000" w:space="0" w:sz="4" w:val="single"/>
+            </w:tcBorders>
+            <w:vAlign w:val="center"/>
+          </w:tcPr>
+          <w:p>
+            <w:pPr>
+              <w:rPr>
+                <w:b w:val="1"/>
+                <w:bCs w:val="1"/>
+                <w:color w:val="1f3864"/>
+              </w:rPr>
+            </w:pPr>
+            <w:r>
+              <w:rPr>
+                <w:b w:val="1"/>
+                <w:bCs w:val="1"/>
+                <w:color w:val="1f3864"/>
+                <w:rtl w:val="0"/>
+              </w:rPr>
+              <w:t xml:space="preserve">Entonces:</w:t>
+            </w:r>
+          </w:p>
+        </w:tc>
+        <w:tc>
+          <w:tcPr>
+            <w:gridSpan w:val="4"/>
+            <w:tcBorders>
+              <w:top w:color="000000" w:space="0" w:sz="4" w:val="single"/>
+              <w:left w:color="000000" w:space="0" w:sz="4" w:val="single"/>
+              <w:bottom w:color="000000" w:space="0" w:sz="4" w:val="single"/>
+              <w:right w:color="000000" w:space="0" w:sz="4" w:val="single"/>
+            </w:tcBorders>
+            <w:vAlign w:val="center"/>
+          </w:tcPr>
+          <w:p>
+            <w:pPr>
+              <w:spacing w:line="240" w:lineRule="auto"/>
+              <w:rPr/>
+            </w:pPr>
+            <w:r>
+              <w:rPr>
+                <w:rtl w:val="0"/>
+              </w:rPr>
+              <w:t xml:space="preserve">el sistema informa que no fue posible actualizar la actividad y conserva el estado anterior</w:t>
+            </w:r>
+          </w:p>
+        </w:tc>
+      </w:tr>
+      <w:tr>
+        <w:trPr>
+          <w:cantSplit w:val="0"/>
+          <w:trHeight w:val="670" w:hRule="atLeast"/>
+          <w:tblHeader w:val="0"/>
+        </w:trPr>
+        <w:tc>
+          <w:tcPr>
+            <w:gridSpan w:val="3"/>
+            <w:vMerge w:val="restart"/>
+            <w:tcBorders>
+              <w:top w:color="000000" w:space="0" w:sz="4" w:val="single"/>
+              <w:left w:color="000000" w:space="0" w:sz="4" w:val="single"/>
+              <w:bottom w:color="000000" w:space="0" w:sz="4" w:val="single"/>
+              <w:right w:color="000000" w:space="0" w:sz="4" w:val="single"/>
+            </w:tcBorders>
+            <w:vAlign w:val="center"/>
+          </w:tcPr>
+          <w:p>
+            <w:pPr>
+              <w:jc w:val="center"/>
+              <w:rPr>
+                <w:b w:val="1"/>
+                <w:bCs w:val="1"/>
+                <w:color w:val="1f3864"/>
+              </w:rPr>
+            </w:pPr>
+            <w:r>
+              <w:rPr>
+                <w:b w:val="1"/>
+                <w:bCs w:val="1"/>
+                <w:color w:val="1f3864"/>
+                <w:rtl w:val="0"/>
+              </w:rPr>
+              <w:t xml:space="preserve">Condición 07</w:t>
+            </w:r>
+          </w:p>
+          <w:p>
+            <w:pPr>
+              <w:jc w:val="center"/>
+              <w:rPr>
+                <w:b w:val="1"/>
+                <w:bCs w:val="1"/>
+                <w:color w:val="1f3864"/>
+              </w:rPr>
+            </w:pPr>
+            <w:r>
+              <w:rPr>
+                <w:rtl w:val="0"/>
+              </w:rPr>
+            </w:r>
+          </w:p>
+        </w:tc>
+        <w:tc>
+          <w:tcPr>
+            <w:gridSpan w:val="2"/>
+            <w:tcBorders>
+              <w:top w:color="000000" w:space="0" w:sz="4" w:val="single"/>
+              <w:left w:color="000000" w:space="0" w:sz="4" w:val="single"/>
+              <w:bottom w:color="000000" w:space="0" w:sz="4" w:val="single"/>
+              <w:right w:color="000000" w:space="0" w:sz="4" w:val="single"/>
+            </w:tcBorders>
+            <w:vAlign w:val="center"/>
+          </w:tcPr>
+          <w:p>
+            <w:pPr>
+              <w:rPr>
+                <w:b w:val="1"/>
+                <w:bCs w:val="1"/>
+                <w:color w:val="1f3864"/>
+              </w:rPr>
+            </w:pPr>
+            <w:r>
+              <w:rPr>
+                <w:b w:val="1"/>
+                <w:bCs w:val="1"/>
+                <w:color w:val="1f3864"/>
+                <w:rtl w:val="0"/>
+              </w:rPr>
+              <w:t xml:space="preserve">Dado:</w:t>
+            </w:r>
+          </w:p>
+        </w:tc>
+        <w:tc>
+          <w:tcPr>
+            <w:gridSpan w:val="4"/>
+            <w:tcBorders>
+              <w:top w:color="000000" w:space="0" w:sz="4" w:val="single"/>
+              <w:left w:color="000000" w:space="0" w:sz="4" w:val="single"/>
+              <w:bottom w:color="000000" w:space="0" w:sz="4" w:val="single"/>
+              <w:right w:color="000000" w:space="0" w:sz="4" w:val="single"/>
+            </w:tcBorders>
+            <w:vAlign w:val="center"/>
+          </w:tcPr>
+          <w:p>
+            <w:pPr>
+              <w:spacing w:line="240" w:lineRule="auto"/>
+              <w:rPr/>
+            </w:pPr>
+            <w:r>
+              <w:rPr>
+                <w:rtl w:val="0"/>
+              </w:rPr>
+              <w:t xml:space="preserve">que el desarrollador intenta acceder directamente a una actividad asignada a otro usuario</w:t>
+            </w:r>
+          </w:p>
+        </w:tc>
+      </w:tr>
+      <w:tr>
+        <w:trPr>
+          <w:cantSplit w:val="0"/>
+          <w:trHeight w:val="670" w:hRule="atLeast"/>
+          <w:tblHeader w:val="0"/>
+        </w:trPr>
+        <w:tc>
+          <w:tcPr>
+            <w:gridSpan w:val="3"/>
+            <w:vMerge w:val="continue"/>
+            <w:tcBorders>
+              <w:top w:color="000000" w:space="0" w:sz="4" w:val="single"/>
+              <w:left w:color="000000" w:space="0" w:sz="4" w:val="single"/>
+              <w:bottom w:color="000000" w:space="0" w:sz="4" w:val="single"/>
+              <w:right w:color="000000" w:space="0" w:sz="4" w:val="single"/>
+            </w:tcBorders>
+            <w:vAlign w:val="center"/>
+          </w:tcPr>
+          <w:p>
+            <w:pPr>
+              <w:keepNext w:val="0"/>
+              <w:keepLines w:val="0"/>
+              <w:pageBreakBefore w:val="0"/>
+              <w:widowControl w:val="0"/>
+              <w:pBdr>
+                <w:top w:space="0" w:sz="0" w:val="nil"/>
+                <w:left w:space="0" w:sz="0" w:val="nil"/>
+                <w:bottom w:space="0" w:sz="0" w:val="nil"/>
+                <w:right w:space="0" w:sz="0" w:val="nil"/>
+                <w:between w:space="0" w:sz="0" w:val="nil"/>
+              </w:pBdr>
+              <w:shd w:fill="auto" w:val="clear"/>
+              <w:spacing w:after="0" w:before="0" w:line="276" w:lineRule="auto"/>
+              <w:ind w:left="0" w:right="0" w:firstLine="0"/>
+              <w:jc w:val="left"/>
+              <w:rPr>
+                <w:i w:val="0"/>
+                <w:iCs w:val="0"/>
+                <w:smallCaps w:val="0"/>
+                <w:strike w:val="0"/>
+                <w:color w:val="000000"/>
+                <w:sz w:val="22"/>
+                <w:szCs w:val="22"/>
+                <w:u w:val="none"/>
+                <w:shd w:fill="auto" w:val="clear"/>
+                <w:vertAlign w:val="baseline"/>
+              </w:rPr>
+            </w:pPr>
+            <w:r>
+              <w:rPr>
+                <w:rtl w:val="0"/>
+              </w:rPr>
+            </w:r>
+          </w:p>
+        </w:tc>
+        <w:tc>
+          <w:tcPr>
+            <w:gridSpan w:val="2"/>
+            <w:tcBorders>
+              <w:top w:color="000000" w:space="0" w:sz="4" w:val="single"/>
+              <w:left w:color="000000" w:space="0" w:sz="4" w:val="single"/>
+              <w:bottom w:color="000000" w:space="0" w:sz="4" w:val="single"/>
+              <w:right w:color="000000" w:space="0" w:sz="4" w:val="single"/>
+            </w:tcBorders>
+            <w:vAlign w:val="center"/>
+          </w:tcPr>
+          <w:p>
+            <w:pPr>
+              <w:rPr>
+                <w:b w:val="1"/>
+                <w:bCs w:val="1"/>
+                <w:color w:val="1f3864"/>
+              </w:rPr>
+            </w:pPr>
+            <w:r>
+              <w:rPr>
+                <w:b w:val="1"/>
+                <w:bCs w:val="1"/>
+                <w:color w:val="1f3864"/>
+                <w:rtl w:val="0"/>
+              </w:rPr>
+              <w:t xml:space="preserve">Cuando:</w:t>
+            </w:r>
+          </w:p>
+        </w:tc>
+        <w:tc>
+          <w:tcPr>
+            <w:gridSpan w:val="4"/>
+            <w:tcBorders>
+              <w:top w:color="000000" w:space="0" w:sz="4" w:val="single"/>
+              <w:left w:color="000000" w:space="0" w:sz="4" w:val="single"/>
+              <w:bottom w:color="000000" w:space="0" w:sz="4" w:val="single"/>
+              <w:right w:color="000000" w:space="0" w:sz="4" w:val="single"/>
+            </w:tcBorders>
+            <w:vAlign w:val="center"/>
+          </w:tcPr>
+          <w:p>
+            <w:pPr>
+              <w:spacing w:line="240" w:lineRule="auto"/>
+              <w:rPr/>
+            </w:pPr>
+            <w:r>
+              <w:rPr>
+                <w:rtl w:val="0"/>
+              </w:rPr>
+              <w:t xml:space="preserve">solicita visualizarla</w:t>
+            </w:r>
+          </w:p>
+        </w:tc>
+      </w:tr>
+      <w:tr>
+        <w:trPr>
+          <w:cantSplit w:val="0"/>
+          <w:trHeight w:val="670" w:hRule="atLeast"/>
+          <w:tblHeader w:val="0"/>
+        </w:trPr>
+        <w:tc>
+          <w:tcPr>
+            <w:gridSpan w:val="3"/>
+            <w:vMerge w:val="continue"/>
+            <w:tcBorders>
+              <w:top w:color="000000" w:space="0" w:sz="4" w:val="single"/>
+              <w:left w:color="000000" w:space="0" w:sz="4" w:val="single"/>
+              <w:bottom w:color="000000" w:space="0" w:sz="4" w:val="single"/>
+              <w:right w:color="000000" w:space="0" w:sz="4" w:val="single"/>
+            </w:tcBorders>
+            <w:vAlign w:val="center"/>
+          </w:tcPr>
+          <w:p>
+            <w:pPr>
+              <w:keepNext w:val="0"/>
+              <w:keepLines w:val="0"/>
+              <w:pageBreakBefore w:val="0"/>
+              <w:widowControl w:val="0"/>
+              <w:pBdr>
+                <w:top w:space="0" w:sz="0" w:val="nil"/>
+                <w:left w:space="0" w:sz="0" w:val="nil"/>
+                <w:bottom w:space="0" w:sz="0" w:val="nil"/>
+                <w:right w:space="0" w:sz="0" w:val="nil"/>
+                <w:between w:space="0" w:sz="0" w:val="nil"/>
+              </w:pBdr>
+              <w:shd w:fill="auto" w:val="clear"/>
+              <w:spacing w:after="0" w:before="0" w:line="276" w:lineRule="auto"/>
+              <w:ind w:left="0" w:right="0" w:firstLine="0"/>
+              <w:jc w:val="left"/>
+              <w:rPr>
+                <w:i w:val="0"/>
+                <w:iCs w:val="0"/>
+                <w:smallCaps w:val="0"/>
+                <w:strike w:val="0"/>
+                <w:color w:val="000000"/>
+                <w:sz w:val="22"/>
+                <w:szCs w:val="22"/>
+                <w:u w:val="none"/>
+                <w:shd w:fill="auto" w:val="clear"/>
+                <w:vertAlign w:val="baseline"/>
+              </w:rPr>
+            </w:pPr>
+            <w:r>
+              <w:rPr>
+                <w:rtl w:val="0"/>
+              </w:rPr>
+            </w:r>
+          </w:p>
+        </w:tc>
+        <w:tc>
+          <w:tcPr>
+            <w:gridSpan w:val="2"/>
+            <w:tcBorders>
+              <w:top w:color="000000" w:space="0" w:sz="4" w:val="single"/>
+              <w:left w:color="000000" w:space="0" w:sz="4" w:val="single"/>
+              <w:bottom w:color="000000" w:space="0" w:sz="4" w:val="single"/>
+              <w:right w:color="000000" w:space="0" w:sz="4" w:val="single"/>
+            </w:tcBorders>
+            <w:vAlign w:val="center"/>
+          </w:tcPr>
+          <w:p>
+            <w:pPr>
+              <w:rPr>
+                <w:b w:val="1"/>
+                <w:bCs w:val="1"/>
+                <w:color w:val="1f3864"/>
+              </w:rPr>
+            </w:pPr>
+            <w:r>
+              <w:rPr>
+                <w:b w:val="1"/>
+                <w:bCs w:val="1"/>
+                <w:color w:val="1f3864"/>
+                <w:rtl w:val="0"/>
+              </w:rPr>
+              <w:t xml:space="preserve">Entonces:</w:t>
+            </w:r>
+          </w:p>
+        </w:tc>
+        <w:tc>
+          <w:tcPr>
+            <w:gridSpan w:val="4"/>
+            <w:tcBorders>
+              <w:top w:color="000000" w:space="0" w:sz="4" w:val="single"/>
+              <w:left w:color="000000" w:space="0" w:sz="4" w:val="single"/>
+              <w:bottom w:color="000000" w:space="0" w:sz="4" w:val="single"/>
+              <w:right w:color="000000" w:space="0" w:sz="4" w:val="single"/>
+            </w:tcBorders>
+            <w:vAlign w:val="center"/>
+          </w:tcPr>
+          <w:p>
+            <w:pPr>
+              <w:spacing w:line="240" w:lineRule="auto"/>
+              <w:rPr/>
+            </w:pPr>
+            <w:r>
+              <w:rPr>
+                <w:rtl w:val="0"/>
+              </w:rPr>
+              <w:t xml:space="preserve">el sistema deniega el acceso e informa que no posee autorización</w:t>
             </w:r>
           </w:p>
         </w:tc>
@@ -2324,7 +3943,6 @@
               <w:ind w:left="0" w:right="0" w:firstLine="0"/>
               <w:jc w:val="center"/>
               <w:rPr>
-                <w:rFonts w:ascii="Calibri" w:cs="Calibri" w:eastAsia="Calibri" w:hAnsi="Calibri"/>
                 <w:b w:val="1"/>
                 <w:bCs w:val="1"/>
                 <w:i w:val="0"/>
@@ -2356,11 +3974,6 @@
                 <w:rtl w:val="0"/>
               </w:rPr>
               <w:t xml:space="preserve">TAREAS</w:t>
-            </w:r>
-            <w:r>
-              <w:rPr>
-                <w:rtl w:val="0"/>
-              </w:rPr>
             </w:r>
           </w:p>
         </w:tc>
@@ -2391,7 +4004,6 @@
               <w:ind w:left="0" w:right="0" w:firstLine="0"/>
               <w:jc w:val="center"/>
               <w:rPr>
-                <w:rFonts w:ascii="Calibri" w:cs="Calibri" w:eastAsia="Calibri" w:hAnsi="Calibri"/>
                 <w:b w:val="1"/>
                 <w:bCs w:val="1"/>
                 <w:i w:val="0"/>
@@ -2424,11 +4036,6 @@
               </w:rPr>
               <w:t xml:space="preserve">No</w:t>
             </w:r>
-            <w:r>
-              <w:rPr>
-                <w:rtl w:val="0"/>
-              </w:rPr>
-            </w:r>
           </w:p>
         </w:tc>
         <w:tc>
@@ -2451,7 +4058,6 @@
               <w:ind w:left="0" w:right="0" w:firstLine="0"/>
               <w:jc w:val="center"/>
               <w:rPr>
-                <w:rFonts w:ascii="Calibri" w:cs="Calibri" w:eastAsia="Calibri" w:hAnsi="Calibri"/>
                 <w:b w:val="1"/>
                 <w:bCs w:val="1"/>
                 <w:i w:val="0"/>
@@ -2483,11 +4089,6 @@
                 <w:rtl w:val="0"/>
               </w:rPr>
               <w:t xml:space="preserve">Descripción</w:t>
-            </w:r>
-            <w:r>
-              <w:rPr>
-                <w:rtl w:val="0"/>
-              </w:rPr>
             </w:r>
           </w:p>
         </w:tc>
@@ -2518,25 +4119,20 @@
               <w:ind w:left="0" w:right="0" w:firstLine="0"/>
               <w:jc w:val="center"/>
               <w:rPr>
-                <w:rFonts w:ascii="Calibri" w:cs="Calibri" w:eastAsia="Calibri" w:hAnsi="Calibri"/>
-                <w:b w:val="0"/>
-                <w:bCs w:val="0"/>
-                <w:i w:val="0"/>
-                <w:iCs w:val="0"/>
-                <w:smallCaps w:val="0"/>
-                <w:strike w:val="0"/>
-                <w:color w:val="1f3864"/>
-                <w:sz w:val="22"/>
-                <w:szCs w:val="22"/>
-                <w:u w:val="none"/>
-                <w:shd w:fill="auto" w:val="clear"/>
-                <w:vertAlign w:val="baseline"/>
-              </w:rPr>
-            </w:pPr>
-            <w:r>
-              <w:rPr>
-                <w:b w:val="0"/>
-                <w:bCs w:val="0"/>
+                <w:i w:val="0"/>
+                <w:iCs w:val="0"/>
+                <w:smallCaps w:val="0"/>
+                <w:strike w:val="0"/>
+                <w:color w:val="1f3864"/>
+                <w:sz w:val="22"/>
+                <w:szCs w:val="22"/>
+                <w:u w:val="none"/>
+                <w:shd w:fill="auto" w:val="clear"/>
+                <w:vertAlign w:val="baseline"/>
+              </w:rPr>
+            </w:pPr>
+            <w:r>
+              <w:rPr>
                 <w:i w:val="0"/>
                 <w:iCs w:val="0"/>
                 <w:smallCaps w:val="0"/>
@@ -2550,11 +4146,6 @@
                 <w:rtl w:val="0"/>
               </w:rPr>
               <w:t xml:space="preserve">1</w:t>
-            </w:r>
-            <w:r>
-              <w:rPr>
-                <w:rtl w:val="0"/>
-              </w:rPr>
             </w:r>
           </w:p>
         </w:tc>
@@ -2578,7 +4169,7 @@
               <w:rPr>
                 <w:rtl w:val="0"/>
               </w:rPr>
-              <w:t xml:space="preserve">Implementar la vista de actividades asignadas al desarrollador</w:t>
+              <w:t xml:space="preserve">Definir las reglas de negocio para la ejecución de actividades, incluyendo el flujo de estados, restricciones de actualización y trazabilidad de los cambios realizados.</w:t>
             </w:r>
           </w:p>
         </w:tc>
@@ -2608,25 +4199,20 @@
               <w:ind w:left="0" w:right="0" w:firstLine="0"/>
               <w:jc w:val="center"/>
               <w:rPr>
-                <w:rFonts w:ascii="Calibri" w:cs="Calibri" w:eastAsia="Calibri" w:hAnsi="Calibri"/>
-                <w:b w:val="0"/>
-                <w:bCs w:val="0"/>
-                <w:i w:val="0"/>
-                <w:iCs w:val="0"/>
-                <w:smallCaps w:val="0"/>
-                <w:strike w:val="0"/>
-                <w:color w:val="1f3864"/>
-                <w:sz w:val="22"/>
-                <w:szCs w:val="22"/>
-                <w:u w:val="none"/>
-                <w:shd w:fill="auto" w:val="clear"/>
-                <w:vertAlign w:val="baseline"/>
-              </w:rPr>
-            </w:pPr>
-            <w:r>
-              <w:rPr>
-                <w:b w:val="0"/>
-                <w:bCs w:val="0"/>
+                <w:i w:val="0"/>
+                <w:iCs w:val="0"/>
+                <w:smallCaps w:val="0"/>
+                <w:strike w:val="0"/>
+                <w:color w:val="1f3864"/>
+                <w:sz w:val="22"/>
+                <w:szCs w:val="22"/>
+                <w:u w:val="none"/>
+                <w:shd w:fill="auto" w:val="clear"/>
+                <w:vertAlign w:val="baseline"/>
+              </w:rPr>
+            </w:pPr>
+            <w:r>
+              <w:rPr>
                 <w:i w:val="0"/>
                 <w:iCs w:val="0"/>
                 <w:smallCaps w:val="0"/>
@@ -2640,11 +4226,6 @@
                 <w:rtl w:val="0"/>
               </w:rPr>
               <w:t xml:space="preserve">2</w:t>
-            </w:r>
-            <w:r>
-              <w:rPr>
-                <w:rtl w:val="0"/>
-              </w:rPr>
             </w:r>
           </w:p>
         </w:tc>
@@ -2667,7 +4248,7 @@
               <w:rPr>
                 <w:rtl w:val="0"/>
               </w:rPr>
-              <w:t xml:space="preserve">Implementar el botón y lógica para marcar actividad como en desarrollo o ejecutada</w:t>
+              <w:t xml:space="preserve">Diseñar la vista de actividades asignadas mostrando el estado, la prioridad, la etapa y la información relevante para el desarrollador.</w:t>
             </w:r>
           </w:p>
         </w:tc>
@@ -2697,25 +4278,20 @@
               <w:ind w:left="0" w:right="0" w:firstLine="0"/>
               <w:jc w:val="center"/>
               <w:rPr>
-                <w:rFonts w:ascii="Calibri" w:cs="Calibri" w:eastAsia="Calibri" w:hAnsi="Calibri"/>
-                <w:b w:val="0"/>
-                <w:bCs w:val="0"/>
-                <w:i w:val="0"/>
-                <w:iCs w:val="0"/>
-                <w:smallCaps w:val="0"/>
-                <w:strike w:val="0"/>
-                <w:color w:val="1f3864"/>
-                <w:sz w:val="22"/>
-                <w:szCs w:val="22"/>
-                <w:u w:val="none"/>
-                <w:shd w:fill="auto" w:val="clear"/>
-                <w:vertAlign w:val="baseline"/>
-              </w:rPr>
-            </w:pPr>
-            <w:r>
-              <w:rPr>
-                <w:b w:val="0"/>
-                <w:bCs w:val="0"/>
+                <w:i w:val="0"/>
+                <w:iCs w:val="0"/>
+                <w:smallCaps w:val="0"/>
+                <w:strike w:val="0"/>
+                <w:color w:val="1f3864"/>
+                <w:sz w:val="22"/>
+                <w:szCs w:val="22"/>
+                <w:u w:val="none"/>
+                <w:shd w:fill="auto" w:val="clear"/>
+                <w:vertAlign w:val="baseline"/>
+              </w:rPr>
+            </w:pPr>
+            <w:r>
+              <w:rPr>
                 <w:i w:val="0"/>
                 <w:iCs w:val="0"/>
                 <w:smallCaps w:val="0"/>
@@ -2729,11 +4305,6 @@
                 <w:rtl w:val="0"/>
               </w:rPr>
               <w:t xml:space="preserve">3</w:t>
-            </w:r>
-            <w:r>
-              <w:rPr>
-                <w:rtl w:val="0"/>
-              </w:rPr>
             </w:r>
           </w:p>
         </w:tc>
@@ -2756,7 +4327,7 @@
               <w:rPr>
                 <w:rtl w:val="0"/>
               </w:rPr>
-              <w:t xml:space="preserve">Registrar fecha y hora de cambios en la base de datos</w:t>
+              <w:t xml:space="preserve">Diseñar el flujo de actualización del estado de las actividades garantizando una experiencia clara y consistente para el usuario.</w:t>
             </w:r>
           </w:p>
         </w:tc>
@@ -2786,25 +4357,20 @@
               <w:ind w:left="0" w:right="0" w:firstLine="0"/>
               <w:jc w:val="center"/>
               <w:rPr>
-                <w:rFonts w:ascii="Calibri" w:cs="Calibri" w:eastAsia="Calibri" w:hAnsi="Calibri"/>
-                <w:b w:val="0"/>
-                <w:bCs w:val="0"/>
-                <w:i w:val="0"/>
-                <w:iCs w:val="0"/>
-                <w:smallCaps w:val="0"/>
-                <w:strike w:val="0"/>
-                <w:color w:val="1f3864"/>
-                <w:sz w:val="22"/>
-                <w:szCs w:val="22"/>
-                <w:u w:val="none"/>
-                <w:shd w:fill="auto" w:val="clear"/>
-                <w:vertAlign w:val="baseline"/>
-              </w:rPr>
-            </w:pPr>
-            <w:r>
-              <w:rPr>
-                <w:b w:val="0"/>
-                <w:bCs w:val="0"/>
+                <w:i w:val="0"/>
+                <w:iCs w:val="0"/>
+                <w:smallCaps w:val="0"/>
+                <w:strike w:val="0"/>
+                <w:color w:val="1f3864"/>
+                <w:sz w:val="22"/>
+                <w:szCs w:val="22"/>
+                <w:u w:val="none"/>
+                <w:shd w:fill="auto" w:val="clear"/>
+                <w:vertAlign w:val="baseline"/>
+              </w:rPr>
+            </w:pPr>
+            <w:r>
+              <w:rPr>
                 <w:i w:val="0"/>
                 <w:iCs w:val="0"/>
                 <w:smallCaps w:val="0"/>
@@ -2818,11 +4384,6 @@
                 <w:rtl w:val="0"/>
               </w:rPr>
               <w:t xml:space="preserve">4</w:t>
-            </w:r>
-            <w:r>
-              <w:rPr>
-                <w:rtl w:val="0"/>
-              </w:rPr>
             </w:r>
           </w:p>
         </w:tc>
@@ -2845,7 +4406,7 @@
               <w:rPr>
                 <w:rtl w:val="0"/>
               </w:rPr>
-              <w:t xml:space="preserve">Implementar control de acceso por asignación</w:t>
+              <w:t xml:space="preserve">Implementar el servicio para consultar las actividades asignadas al desarrollador autenticado.</w:t>
             </w:r>
           </w:p>
         </w:tc>
@@ -2875,25 +4436,20 @@
               <w:ind w:left="0" w:right="0" w:firstLine="0"/>
               <w:jc w:val="center"/>
               <w:rPr>
-                <w:rFonts w:ascii="Calibri" w:cs="Calibri" w:eastAsia="Calibri" w:hAnsi="Calibri"/>
-                <w:b w:val="0"/>
-                <w:bCs w:val="0"/>
-                <w:i w:val="0"/>
-                <w:iCs w:val="0"/>
-                <w:smallCaps w:val="0"/>
-                <w:strike w:val="0"/>
-                <w:color w:val="1f3864"/>
-                <w:sz w:val="22"/>
-                <w:szCs w:val="22"/>
-                <w:u w:val="none"/>
-                <w:shd w:fill="auto" w:val="clear"/>
-                <w:vertAlign w:val="baseline"/>
-              </w:rPr>
-            </w:pPr>
-            <w:r>
-              <w:rPr>
-                <w:b w:val="0"/>
-                <w:bCs w:val="0"/>
+                <w:i w:val="0"/>
+                <w:iCs w:val="0"/>
+                <w:smallCaps w:val="0"/>
+                <w:strike w:val="0"/>
+                <w:color w:val="1f3864"/>
+                <w:sz w:val="22"/>
+                <w:szCs w:val="22"/>
+                <w:u w:val="none"/>
+                <w:shd w:fill="auto" w:val="clear"/>
+                <w:vertAlign w:val="baseline"/>
+              </w:rPr>
+            </w:pPr>
+            <w:r>
+              <w:rPr>
                 <w:i w:val="0"/>
                 <w:iCs w:val="0"/>
                 <w:smallCaps w:val="0"/>
@@ -2907,11 +4463,6 @@
                 <w:rtl w:val="0"/>
               </w:rPr>
               <w:t xml:space="preserve">5</w:t>
-            </w:r>
-            <w:r>
-              <w:rPr>
-                <w:rtl w:val="0"/>
-              </w:rPr>
             </w:r>
           </w:p>
         </w:tc>
@@ -2934,7 +4485,535 @@
               <w:rPr>
                 <w:rtl w:val="0"/>
               </w:rPr>
-              <w:t xml:space="preserve">Realizar pruebas de ejecución de actividades</w:t>
+              <w:t xml:space="preserve">Implementar el servicio para actualizar el estado de una actividad validando las reglas de negocio establecidas.</w:t>
+            </w:r>
+          </w:p>
+        </w:tc>
+      </w:tr>
+      <w:tr>
+        <w:trPr>
+          <w:cantSplit w:val="0"/>
+          <w:trHeight w:val="432" w:hRule="atLeast"/>
+          <w:tblHeader w:val="0"/>
+        </w:trPr>
+        <w:tc>
+          <w:tcPr>
+            <w:gridSpan w:val="3"/>
+            <w:tcBorders>
+              <w:left w:color="000000" w:space="0" w:sz="4" w:val="single"/>
+              <w:bottom w:color="000000" w:space="0" w:sz="4" w:val="single"/>
+              <w:right w:color="000000" w:space="0" w:sz="4" w:val="single"/>
+            </w:tcBorders>
+          </w:tcPr>
+          <w:p>
+            <w:pPr>
+              <w:keepNext w:val="0"/>
+              <w:keepLines w:val="0"/>
+              <w:widowControl w:val="1"/>
+              <w:shd w:fill="auto" w:val="clear"/>
+              <w:spacing w:after="160" w:before="0" w:line="259" w:lineRule="auto"/>
+              <w:ind w:left="0" w:right="0" w:firstLine="0"/>
+              <w:jc w:val="center"/>
+              <w:rPr>
+                <w:i w:val="0"/>
+                <w:iCs w:val="0"/>
+                <w:smallCaps w:val="0"/>
+                <w:strike w:val="0"/>
+                <w:color w:val="1f3864"/>
+                <w:sz w:val="22"/>
+                <w:szCs w:val="22"/>
+                <w:u w:val="none"/>
+                <w:shd w:fill="auto" w:val="clear"/>
+                <w:vertAlign w:val="baseline"/>
+              </w:rPr>
+            </w:pPr>
+            <w:r>
+              <w:rPr>
+                <w:color w:val="1f3864"/>
+                <w:rtl w:val="0"/>
+              </w:rPr>
+              <w:t xml:space="preserve">6</w:t>
+            </w:r>
+            <w:r>
+              <w:rPr>
+                <w:rtl w:val="0"/>
+              </w:rPr>
+            </w:r>
+          </w:p>
+        </w:tc>
+        <w:tc>
+          <w:tcPr>
+            <w:gridSpan w:val="6"/>
+            <w:tcBorders>
+              <w:left w:color="000000" w:space="0" w:sz="4" w:val="single"/>
+              <w:bottom w:color="000000" w:space="0" w:sz="4" w:val="single"/>
+              <w:right w:color="000000" w:space="0" w:sz="4" w:val="single"/>
+            </w:tcBorders>
+          </w:tcPr>
+          <w:p>
+            <w:pPr>
+              <w:spacing w:after="0" w:before="0" w:line="240" w:lineRule="auto"/>
+              <w:jc w:val="left"/>
+              <w:rPr/>
+            </w:pPr>
+            <w:r>
+              <w:rPr>
+                <w:rtl w:val="0"/>
+              </w:rPr>
+              <w:t xml:space="preserve">Implementar el registro automático de la fecha, hora y responsable de cada cambio de estado realizado.</w:t>
+            </w:r>
+          </w:p>
+        </w:tc>
+      </w:tr>
+      <w:tr>
+        <w:trPr>
+          <w:cantSplit w:val="0"/>
+          <w:trHeight w:val="432" w:hRule="atLeast"/>
+          <w:tblHeader w:val="0"/>
+        </w:trPr>
+        <w:tc>
+          <w:tcPr>
+            <w:gridSpan w:val="3"/>
+            <w:tcBorders>
+              <w:left w:color="000000" w:space="0" w:sz="4" w:val="single"/>
+              <w:bottom w:color="000000" w:space="0" w:sz="4" w:val="single"/>
+              <w:right w:color="000000" w:space="0" w:sz="4" w:val="single"/>
+            </w:tcBorders>
+          </w:tcPr>
+          <w:p>
+            <w:pPr>
+              <w:keepNext w:val="0"/>
+              <w:keepLines w:val="0"/>
+              <w:widowControl w:val="1"/>
+              <w:shd w:fill="auto" w:val="clear"/>
+              <w:spacing w:after="160" w:before="0" w:line="259" w:lineRule="auto"/>
+              <w:ind w:left="0" w:right="0" w:firstLine="0"/>
+              <w:jc w:val="center"/>
+              <w:rPr>
+                <w:i w:val="0"/>
+                <w:iCs w:val="0"/>
+                <w:smallCaps w:val="0"/>
+                <w:strike w:val="0"/>
+                <w:color w:val="1f3864"/>
+                <w:sz w:val="22"/>
+                <w:szCs w:val="22"/>
+                <w:u w:val="none"/>
+                <w:shd w:fill="auto" w:val="clear"/>
+                <w:vertAlign w:val="baseline"/>
+              </w:rPr>
+            </w:pPr>
+            <w:r>
+              <w:rPr>
+                <w:color w:val="1f3864"/>
+                <w:rtl w:val="0"/>
+              </w:rPr>
+              <w:t xml:space="preserve">7</w:t>
+            </w:r>
+            <w:r>
+              <w:rPr>
+                <w:rtl w:val="0"/>
+              </w:rPr>
+            </w:r>
+          </w:p>
+        </w:tc>
+        <w:tc>
+          <w:tcPr>
+            <w:gridSpan w:val="6"/>
+            <w:tcBorders>
+              <w:left w:color="000000" w:space="0" w:sz="4" w:val="single"/>
+              <w:bottom w:color="000000" w:space="0" w:sz="4" w:val="single"/>
+              <w:right w:color="000000" w:space="0" w:sz="4" w:val="single"/>
+            </w:tcBorders>
+          </w:tcPr>
+          <w:p>
+            <w:pPr>
+              <w:spacing w:after="0" w:before="0" w:line="240" w:lineRule="auto"/>
+              <w:jc w:val="left"/>
+              <w:rPr/>
+            </w:pPr>
+            <w:r>
+              <w:rPr>
+                <w:rtl w:val="0"/>
+              </w:rPr>
+              <w:t xml:space="preserve">Implementar las validaciones de permisos para garantizar que únicamente el desarrollador responsable pueda actualizar el estado de la actividad.</w:t>
+            </w:r>
+          </w:p>
+        </w:tc>
+      </w:tr>
+      <w:tr>
+        <w:trPr>
+          <w:cantSplit w:val="0"/>
+          <w:trHeight w:val="432" w:hRule="atLeast"/>
+          <w:tblHeader w:val="0"/>
+        </w:trPr>
+        <w:tc>
+          <w:tcPr>
+            <w:gridSpan w:val="3"/>
+            <w:tcBorders>
+              <w:left w:color="000000" w:space="0" w:sz="4" w:val="single"/>
+              <w:bottom w:color="000000" w:space="0" w:sz="4" w:val="single"/>
+              <w:right w:color="000000" w:space="0" w:sz="4" w:val="single"/>
+            </w:tcBorders>
+          </w:tcPr>
+          <w:p>
+            <w:pPr>
+              <w:jc w:val="center"/>
+              <w:rPr>
+                <w:color w:val="1f3864"/>
+              </w:rPr>
+            </w:pPr>
+            <w:r>
+              <w:rPr>
+                <w:color w:val="1f3864"/>
+                <w:rtl w:val="0"/>
+              </w:rPr>
+              <w:t xml:space="preserve">8</w:t>
+            </w:r>
+          </w:p>
+        </w:tc>
+        <w:tc>
+          <w:tcPr>
+            <w:gridSpan w:val="6"/>
+            <w:tcBorders>
+              <w:left w:color="000000" w:space="0" w:sz="4" w:val="single"/>
+              <w:bottom w:color="000000" w:space="0" w:sz="4" w:val="single"/>
+              <w:right w:color="000000" w:space="0" w:sz="4" w:val="single"/>
+            </w:tcBorders>
+          </w:tcPr>
+          <w:p>
+            <w:pPr>
+              <w:spacing w:after="0" w:line="240" w:lineRule="auto"/>
+              <w:rPr/>
+            </w:pPr>
+            <w:r>
+              <w:rPr>
+                <w:rtl w:val="0"/>
+              </w:rPr>
+              <w:t xml:space="preserve">Implementar las validaciones de transición de estados y la actualización automática del avance del proyecto cuando corresponda.</w:t>
+            </w:r>
+          </w:p>
+        </w:tc>
+      </w:tr>
+      <w:tr>
+        <w:trPr>
+          <w:cantSplit w:val="0"/>
+          <w:trHeight w:val="432" w:hRule="atLeast"/>
+          <w:tblHeader w:val="0"/>
+        </w:trPr>
+        <w:tc>
+          <w:tcPr>
+            <w:gridSpan w:val="3"/>
+            <w:tcBorders>
+              <w:left w:color="000000" w:space="0" w:sz="4" w:val="single"/>
+              <w:bottom w:color="000000" w:space="0" w:sz="4" w:val="single"/>
+              <w:right w:color="000000" w:space="0" w:sz="4" w:val="single"/>
+            </w:tcBorders>
+          </w:tcPr>
+          <w:p>
+            <w:pPr>
+              <w:jc w:val="center"/>
+              <w:rPr>
+                <w:color w:val="1f3864"/>
+              </w:rPr>
+            </w:pPr>
+            <w:r>
+              <w:rPr>
+                <w:color w:val="1f3864"/>
+                <w:rtl w:val="0"/>
+              </w:rPr>
+              <w:t xml:space="preserve">9</w:t>
+            </w:r>
+          </w:p>
+        </w:tc>
+        <w:tc>
+          <w:tcPr>
+            <w:gridSpan w:val="6"/>
+            <w:tcBorders>
+              <w:left w:color="000000" w:space="0" w:sz="4" w:val="single"/>
+              <w:bottom w:color="000000" w:space="0" w:sz="4" w:val="single"/>
+              <w:right w:color="000000" w:space="0" w:sz="4" w:val="single"/>
+            </w:tcBorders>
+          </w:tcPr>
+          <w:p>
+            <w:pPr>
+              <w:spacing w:after="0" w:line="240" w:lineRule="auto"/>
+              <w:rPr/>
+            </w:pPr>
+            <w:r>
+              <w:rPr>
+                <w:rtl w:val="0"/>
+              </w:rPr>
+              <w:t xml:space="preserve">Implementar la vista de actividades asignadas mostrando únicamente las actividades correspondientes al desarrollador autenticado.</w:t>
+            </w:r>
+          </w:p>
+        </w:tc>
+      </w:tr>
+      <w:tr>
+        <w:trPr>
+          <w:cantSplit w:val="0"/>
+          <w:trHeight w:val="432" w:hRule="atLeast"/>
+          <w:tblHeader w:val="0"/>
+        </w:trPr>
+        <w:tc>
+          <w:tcPr>
+            <w:gridSpan w:val="3"/>
+            <w:tcBorders>
+              <w:left w:color="000000" w:space="0" w:sz="4" w:val="single"/>
+              <w:bottom w:color="000000" w:space="0" w:sz="4" w:val="single"/>
+              <w:right w:color="000000" w:space="0" w:sz="4" w:val="single"/>
+            </w:tcBorders>
+          </w:tcPr>
+          <w:p>
+            <w:pPr>
+              <w:jc w:val="center"/>
+              <w:rPr>
+                <w:color w:val="1f3864"/>
+              </w:rPr>
+            </w:pPr>
+            <w:r>
+              <w:rPr>
+                <w:color w:val="1f3864"/>
+                <w:rtl w:val="0"/>
+              </w:rPr>
+              <w:t xml:space="preserve">10</w:t>
+            </w:r>
+          </w:p>
+        </w:tc>
+        <w:tc>
+          <w:tcPr>
+            <w:gridSpan w:val="6"/>
+            <w:tcBorders>
+              <w:left w:color="000000" w:space="0" w:sz="4" w:val="single"/>
+              <w:bottom w:color="000000" w:space="0" w:sz="4" w:val="single"/>
+              <w:right w:color="000000" w:space="0" w:sz="4" w:val="single"/>
+            </w:tcBorders>
+          </w:tcPr>
+          <w:p>
+            <w:pPr>
+              <w:spacing w:after="0" w:line="240" w:lineRule="auto"/>
+              <w:rPr/>
+            </w:pPr>
+            <w:r>
+              <w:rPr>
+                <w:rtl w:val="0"/>
+              </w:rPr>
+              <w:t xml:space="preserve">Implementar la funcionalidad para actualizar el estado de una actividad mostrando los mensajes de confirmación y validación correspondientes.</w:t>
+            </w:r>
+          </w:p>
+        </w:tc>
+      </w:tr>
+      <w:tr>
+        <w:trPr>
+          <w:cantSplit w:val="0"/>
+          <w:trHeight w:val="432" w:hRule="atLeast"/>
+          <w:tblHeader w:val="0"/>
+        </w:trPr>
+        <w:tc>
+          <w:tcPr>
+            <w:gridSpan w:val="3"/>
+            <w:tcBorders>
+              <w:left w:color="000000" w:space="0" w:sz="4" w:val="single"/>
+              <w:bottom w:color="000000" w:space="0" w:sz="4" w:val="single"/>
+              <w:right w:color="000000" w:space="0" w:sz="4" w:val="single"/>
+            </w:tcBorders>
+          </w:tcPr>
+          <w:p>
+            <w:pPr>
+              <w:jc w:val="center"/>
+              <w:rPr>
+                <w:color w:val="1f3864"/>
+              </w:rPr>
+            </w:pPr>
+            <w:r>
+              <w:rPr>
+                <w:color w:val="1f3864"/>
+                <w:rtl w:val="0"/>
+              </w:rPr>
+              <w:t xml:space="preserve">11</w:t>
+            </w:r>
+          </w:p>
+        </w:tc>
+        <w:tc>
+          <w:tcPr>
+            <w:gridSpan w:val="6"/>
+            <w:tcBorders>
+              <w:left w:color="000000" w:space="0" w:sz="4" w:val="single"/>
+              <w:bottom w:color="000000" w:space="0" w:sz="4" w:val="single"/>
+              <w:right w:color="000000" w:space="0" w:sz="4" w:val="single"/>
+            </w:tcBorders>
+          </w:tcPr>
+          <w:p>
+            <w:pPr>
+              <w:spacing w:after="0" w:line="240" w:lineRule="auto"/>
+              <w:rPr/>
+            </w:pPr>
+            <w:r>
+              <w:rPr>
+                <w:rtl w:val="0"/>
+              </w:rPr>
+              <w:t xml:space="preserve">Verificar la consulta de actividades asignadas y la actualización correcta de su estado.</w:t>
+            </w:r>
+          </w:p>
+        </w:tc>
+      </w:tr>
+      <w:tr>
+        <w:trPr>
+          <w:cantSplit w:val="0"/>
+          <w:trHeight w:val="522.109375" w:hRule="atLeast"/>
+          <w:tblHeader w:val="0"/>
+        </w:trPr>
+        <w:tc>
+          <w:tcPr>
+            <w:gridSpan w:val="3"/>
+            <w:tcBorders>
+              <w:left w:color="000000" w:space="0" w:sz="4" w:val="single"/>
+              <w:bottom w:color="000000" w:space="0" w:sz="4" w:val="single"/>
+              <w:right w:color="000000" w:space="0" w:sz="4" w:val="single"/>
+            </w:tcBorders>
+          </w:tcPr>
+          <w:p>
+            <w:pPr>
+              <w:jc w:val="center"/>
+              <w:rPr>
+                <w:color w:val="1f3864"/>
+              </w:rPr>
+            </w:pPr>
+            <w:r>
+              <w:rPr>
+                <w:color w:val="1f3864"/>
+                <w:rtl w:val="0"/>
+              </w:rPr>
+              <w:t xml:space="preserve">12</w:t>
+            </w:r>
+          </w:p>
+        </w:tc>
+        <w:tc>
+          <w:tcPr>
+            <w:gridSpan w:val="6"/>
+            <w:tcBorders>
+              <w:left w:color="000000" w:space="0" w:sz="4" w:val="single"/>
+              <w:bottom w:color="000000" w:space="0" w:sz="4" w:val="single"/>
+              <w:right w:color="000000" w:space="0" w:sz="4" w:val="single"/>
+            </w:tcBorders>
+          </w:tcPr>
+          <w:p>
+            <w:pPr>
+              <w:spacing w:after="0" w:line="240" w:lineRule="auto"/>
+              <w:rPr/>
+            </w:pPr>
+            <w:r>
+              <w:rPr>
+                <w:rtl w:val="0"/>
+              </w:rPr>
+              <w:t xml:space="preserve">Validar las restricciones de acceso, las transiciones de estado y los escenarios sin actividades asignadas.</w:t>
+            </w:r>
+          </w:p>
+        </w:tc>
+      </w:tr>
+      <w:tr>
+        <w:trPr>
+          <w:cantSplit w:val="0"/>
+          <w:trHeight w:val="522.109375" w:hRule="atLeast"/>
+          <w:tblHeader w:val="0"/>
+        </w:trPr>
+        <w:tc>
+          <w:tcPr>
+            <w:gridSpan w:val="3"/>
+            <w:tcBorders>
+              <w:left w:color="000000" w:space="0" w:sz="4" w:val="single"/>
+              <w:bottom w:color="000000" w:space="0" w:sz="4" w:val="single"/>
+              <w:right w:color="000000" w:space="0" w:sz="4" w:val="single"/>
+            </w:tcBorders>
+          </w:tcPr>
+          <w:p>
+            <w:pPr>
+              <w:jc w:val="center"/>
+              <w:rPr>
+                <w:color w:val="1f3864"/>
+              </w:rPr>
+            </w:pPr>
+            <w:r>
+              <w:rPr>
+                <w:color w:val="1f3864"/>
+                <w:rtl w:val="0"/>
+              </w:rPr>
+              <w:t xml:space="preserve">13</w:t>
+            </w:r>
+          </w:p>
+        </w:tc>
+        <w:tc>
+          <w:tcPr>
+            <w:gridSpan w:val="6"/>
+            <w:tcBorders>
+              <w:left w:color="000000" w:space="0" w:sz="4" w:val="single"/>
+              <w:bottom w:color="000000" w:space="0" w:sz="4" w:val="single"/>
+              <w:right w:color="000000" w:space="0" w:sz="4" w:val="single"/>
+            </w:tcBorders>
+          </w:tcPr>
+          <w:p>
+            <w:pPr>
+              <w:spacing w:after="0" w:line="240" w:lineRule="auto"/>
+              <w:rPr/>
+            </w:pPr>
+            <w:r>
+              <w:rPr>
+                <w:rtl w:val="0"/>
+              </w:rPr>
+              <w:t xml:space="preserve">Verificar el registro de la trazabilidad asociada a cada cambio de estado realizado sobre una actividad.</w:t>
+            </w:r>
+          </w:p>
+        </w:tc>
+      </w:tr>
+      <w:tr>
+        <w:trPr>
+          <w:cantSplit w:val="0"/>
+          <w:trHeight w:val="522.109375" w:hRule="atLeast"/>
+          <w:tblHeader w:val="0"/>
+        </w:trPr>
+        <w:tc>
+          <w:tcPr>
+            <w:gridSpan w:val="3"/>
+            <w:tcBorders>
+              <w:left w:color="000000" w:space="0" w:sz="4" w:val="single"/>
+              <w:bottom w:color="000000" w:space="0" w:sz="4" w:val="single"/>
+              <w:right w:color="000000" w:space="0" w:sz="4" w:val="single"/>
+            </w:tcBorders>
+          </w:tcPr>
+          <w:p>
+            <w:pPr>
+              <w:jc w:val="center"/>
+              <w:rPr>
+                <w:color w:val="1f3864"/>
+              </w:rPr>
+            </w:pPr>
+            <w:r>
+              <w:rPr>
+                <w:color w:val="1f3864"/>
+                <w:rtl w:val="0"/>
+              </w:rPr>
+              <w:t xml:space="preserve">14</w:t>
+            </w:r>
+          </w:p>
+        </w:tc>
+        <w:tc>
+          <w:tcPr>
+            <w:gridSpan w:val="6"/>
+            <w:tcBorders>
+              <w:left w:color="000000" w:space="0" w:sz="4" w:val="single"/>
+              <w:bottom w:color="000000" w:space="0" w:sz="4" w:val="single"/>
+              <w:right w:color="000000" w:space="0" w:sz="4" w:val="single"/>
+            </w:tcBorders>
+          </w:tcPr>
+          <w:p>
+            <w:pPr>
+              <w:spacing w:after="0" w:line="240" w:lineRule="auto"/>
+              <w:rPr/>
+            </w:pPr>
+            <w:r>
+              <w:rPr>
+                <w:rtl w:val="0"/>
+              </w:rPr>
+              <w:t xml:space="preserve">Ejecutar pruebas funcionales para validar el flujo completo de ejecución de actividades y la actualización automática del avance del proyecto.</w:t>
             </w:r>
           </w:p>
         </w:tc>
@@ -2964,7 +5043,6 @@
               <w:ind w:left="0" w:right="0" w:firstLine="0"/>
               <w:jc w:val="center"/>
               <w:rPr>
-                <w:rFonts w:ascii="Calibri" w:cs="Calibri" w:eastAsia="Calibri" w:hAnsi="Calibri"/>
                 <w:b w:val="1"/>
                 <w:bCs w:val="1"/>
                 <w:i w:val="0"/>
@@ -2996,11 +5074,6 @@
                 <w:rtl w:val="0"/>
               </w:rPr>
               <w:t xml:space="preserve">CONTROL DE VERSIONES</w:t>
-            </w:r>
-            <w:r>
-              <w:rPr>
-                <w:rtl w:val="0"/>
-              </w:rPr>
             </w:r>
           </w:p>
         </w:tc>
@@ -3030,7 +5103,6 @@
               <w:ind w:left="0" w:right="0" w:firstLine="0"/>
               <w:jc w:val="center"/>
               <w:rPr>
-                <w:rFonts w:ascii="Calibri" w:cs="Calibri" w:eastAsia="Calibri" w:hAnsi="Calibri"/>
                 <w:b w:val="1"/>
                 <w:bCs w:val="1"/>
                 <w:i w:val="0"/>
@@ -3063,11 +5135,6 @@
               </w:rPr>
               <w:t xml:space="preserve">Versión</w:t>
             </w:r>
-            <w:r>
-              <w:rPr>
-                <w:rtl w:val="0"/>
-              </w:rPr>
-            </w:r>
           </w:p>
         </w:tc>
         <w:tc>
@@ -3090,7 +5157,6 @@
               <w:ind w:left="0" w:right="0" w:firstLine="0"/>
               <w:jc w:val="center"/>
               <w:rPr>
-                <w:rFonts w:ascii="Calibri" w:cs="Calibri" w:eastAsia="Calibri" w:hAnsi="Calibri"/>
                 <w:b w:val="1"/>
                 <w:bCs w:val="1"/>
                 <w:i w:val="0"/>
@@ -3123,11 +5189,6 @@
               </w:rPr>
               <w:t xml:space="preserve">Fecha</w:t>
             </w:r>
-            <w:r>
-              <w:rPr>
-                <w:rtl w:val="0"/>
-              </w:rPr>
-            </w:r>
           </w:p>
         </w:tc>
         <w:tc>
@@ -3150,7 +5211,6 @@
               <w:ind w:left="0" w:right="0" w:firstLine="0"/>
               <w:jc w:val="center"/>
               <w:rPr>
-                <w:rFonts w:ascii="Calibri" w:cs="Calibri" w:eastAsia="Calibri" w:hAnsi="Calibri"/>
                 <w:b w:val="1"/>
                 <w:bCs w:val="1"/>
                 <w:i w:val="0"/>
@@ -3183,11 +5243,6 @@
               </w:rPr>
               <w:t xml:space="preserve">Autor</w:t>
             </w:r>
-            <w:r>
-              <w:rPr>
-                <w:rtl w:val="0"/>
-              </w:rPr>
-            </w:r>
           </w:p>
         </w:tc>
         <w:tc>
@@ -3209,7 +5264,6 @@
               <w:ind w:left="0" w:right="0" w:firstLine="0"/>
               <w:jc w:val="center"/>
               <w:rPr>
-                <w:rFonts w:ascii="Calibri" w:cs="Calibri" w:eastAsia="Calibri" w:hAnsi="Calibri"/>
                 <w:b w:val="1"/>
                 <w:bCs w:val="1"/>
                 <w:i w:val="0"/>
@@ -3242,11 +5296,6 @@
               </w:rPr>
               <w:t xml:space="preserve">Revisión</w:t>
             </w:r>
-            <w:r>
-              <w:rPr>
-                <w:rtl w:val="0"/>
-              </w:rPr>
-            </w:r>
           </w:p>
         </w:tc>
         <w:tc>
@@ -3268,7 +5317,6 @@
               <w:ind w:left="0" w:right="0" w:firstLine="0"/>
               <w:jc w:val="center"/>
               <w:rPr>
-                <w:rFonts w:ascii="Calibri" w:cs="Calibri" w:eastAsia="Calibri" w:hAnsi="Calibri"/>
                 <w:b w:val="1"/>
                 <w:bCs w:val="1"/>
                 <w:i w:val="0"/>
@@ -3301,11 +5349,6 @@
               </w:rPr>
               <w:t xml:space="preserve">Descripción</w:t>
             </w:r>
-            <w:r>
-              <w:rPr>
-                <w:rtl w:val="0"/>
-              </w:rPr>
-            </w:r>
           </w:p>
         </w:tc>
         <w:tc>
@@ -3327,7 +5370,6 @@
               <w:ind w:left="0" w:right="0" w:firstLine="0"/>
               <w:jc w:val="center"/>
               <w:rPr>
-                <w:rFonts w:ascii="Calibri" w:cs="Calibri" w:eastAsia="Calibri" w:hAnsi="Calibri"/>
                 <w:b w:val="1"/>
                 <w:bCs w:val="1"/>
                 <w:i w:val="0"/>
@@ -3359,11 +5401,6 @@
                 <w:rtl w:val="0"/>
               </w:rPr>
               <w:t xml:space="preserve">Aprobador</w:t>
-            </w:r>
-            <w:r>
-              <w:rPr>
-                <w:rtl w:val="0"/>
-              </w:rPr>
             </w:r>
           </w:p>
         </w:tc>
@@ -3393,9 +5430,6 @@
               <w:ind w:left="0" w:right="0" w:firstLine="0"/>
               <w:jc w:val="center"/>
               <w:rPr>
-                <w:rFonts w:ascii="Calibri" w:cs="Calibri" w:eastAsia="Calibri" w:hAnsi="Calibri"/>
-                <w:b w:val="0"/>
-                <w:bCs w:val="0"/>
                 <w:i w:val="0"/>
                 <w:iCs w:val="0"/>
                 <w:smallCaps w:val="0"/>
@@ -3441,9 +5475,6 @@
               <w:ind w:left="0" w:right="0" w:firstLine="0"/>
               <w:jc w:val="center"/>
               <w:rPr>
-                <w:rFonts w:ascii="Calibri" w:cs="Calibri" w:eastAsia="Calibri" w:hAnsi="Calibri"/>
-                <w:b w:val="0"/>
-                <w:bCs w:val="0"/>
                 <w:i w:val="0"/>
                 <w:iCs w:val="0"/>
                 <w:smallCaps w:val="0"/>
@@ -3489,9 +5520,6 @@
               <w:ind w:left="0" w:right="0" w:firstLine="0"/>
               <w:jc w:val="center"/>
               <w:rPr>
-                <w:rFonts w:ascii="Calibri" w:cs="Calibri" w:eastAsia="Calibri" w:hAnsi="Calibri"/>
-                <w:b w:val="0"/>
-                <w:bCs w:val="0"/>
                 <w:i w:val="0"/>
                 <w:iCs w:val="0"/>
                 <w:smallCaps w:val="0"/>
@@ -3536,9 +5564,6 @@
               <w:ind w:left="0" w:right="0" w:firstLine="0"/>
               <w:jc w:val="center"/>
               <w:rPr>
-                <w:rFonts w:ascii="Calibri" w:cs="Calibri" w:eastAsia="Calibri" w:hAnsi="Calibri"/>
-                <w:b w:val="0"/>
-                <w:bCs w:val="0"/>
                 <w:i w:val="0"/>
                 <w:iCs w:val="0"/>
                 <w:smallCaps w:val="0"/>
@@ -3605,9 +5630,6 @@
               <w:ind w:left="0" w:right="0" w:firstLine="0"/>
               <w:jc w:val="center"/>
               <w:rPr>
-                <w:rFonts w:ascii="Calibri" w:cs="Calibri" w:eastAsia="Calibri" w:hAnsi="Calibri"/>
-                <w:b w:val="0"/>
-                <w:bCs w:val="0"/>
                 <w:i w:val="0"/>
                 <w:iCs w:val="0"/>
                 <w:smallCaps w:val="0"/>
@@ -3619,6 +5641,153 @@
                 <w:shd w:fill="auto" w:val="clear"/>
                 <w:vertAlign w:val="baseline"/>
               </w:rPr>
+            </w:pPr>
+            <w:r>
+              <w:rPr>
+                <w:rtl w:val="0"/>
+              </w:rPr>
+            </w:r>
+          </w:p>
+        </w:tc>
+      </w:tr>
+      <w:tr>
+        <w:trPr>
+          <w:cantSplit w:val="0"/>
+          <w:tblHeader w:val="0"/>
+        </w:trPr>
+        <w:tc>
+          <w:tcPr>
+            <w:gridSpan w:val="2"/>
+            <w:tcBorders>
+              <w:top w:color="000000" w:space="0" w:sz="4" w:val="single"/>
+              <w:left w:color="000000" w:space="0" w:sz="4" w:val="single"/>
+              <w:bottom w:color="000000" w:space="0" w:sz="4" w:val="single"/>
+              <w:right w:color="000000" w:space="0" w:sz="4" w:val="single"/>
+            </w:tcBorders>
+          </w:tcPr>
+          <w:p>
+            <w:pPr>
+              <w:jc w:val="center"/>
+              <w:rPr/>
+            </w:pPr>
+            <w:r>
+              <w:rPr>
+                <w:rtl w:val="0"/>
+              </w:rPr>
+              <w:t xml:space="preserve">2.0</w:t>
+            </w:r>
+          </w:p>
+        </w:tc>
+        <w:tc>
+          <w:tcPr>
+            <w:gridSpan w:val="2"/>
+            <w:tcBorders>
+              <w:top w:color="000000" w:space="0" w:sz="4" w:val="single"/>
+              <w:left w:color="000000" w:space="0" w:sz="4" w:val="single"/>
+              <w:bottom w:color="000000" w:space="0" w:sz="4" w:val="single"/>
+              <w:right w:color="000000" w:space="0" w:sz="4" w:val="single"/>
+            </w:tcBorders>
+          </w:tcPr>
+          <w:p>
+            <w:pPr>
+              <w:jc w:val="center"/>
+              <w:rPr/>
+            </w:pPr>
+            <w:r>
+              <w:rPr>
+                <w:rtl w:val="0"/>
+              </w:rPr>
+              <w:t xml:space="preserve">04/07/2026</w:t>
+            </w:r>
+          </w:p>
+        </w:tc>
+        <w:tc>
+          <w:tcPr>
+            <w:gridSpan w:val="2"/>
+            <w:tcBorders>
+              <w:top w:color="000000" w:space="0" w:sz="4" w:val="single"/>
+              <w:left w:color="000000" w:space="0" w:sz="4" w:val="single"/>
+              <w:bottom w:color="000000" w:space="0" w:sz="4" w:val="single"/>
+              <w:right w:color="000000" w:space="0" w:sz="4" w:val="single"/>
+            </w:tcBorders>
+          </w:tcPr>
+          <w:p>
+            <w:pPr>
+              <w:jc w:val="center"/>
+              <w:rPr/>
+            </w:pPr>
+            <w:r>
+              <w:rPr>
+                <w:rtl w:val="0"/>
+              </w:rPr>
+              <w:t xml:space="preserve">Efrain Manotas</w:t>
+            </w:r>
+          </w:p>
+        </w:tc>
+        <w:tc>
+          <w:tcPr>
+            <w:tcBorders>
+              <w:top w:color="000000" w:space="0" w:sz="4" w:val="single"/>
+              <w:left w:color="000000" w:space="0" w:sz="4" w:val="single"/>
+              <w:bottom w:color="000000" w:space="0" w:sz="4" w:val="single"/>
+              <w:right w:color="000000" w:space="0" w:sz="4" w:val="single"/>
+            </w:tcBorders>
+          </w:tcPr>
+          <w:p>
+            <w:pPr>
+              <w:jc w:val="center"/>
+              <w:rPr/>
+            </w:pPr>
+            <w:r>
+              <w:rPr>
+                <w:rtl w:val="0"/>
+              </w:rPr>
+            </w:r>
+          </w:p>
+        </w:tc>
+        <w:tc>
+          <w:tcPr>
+            <w:tcBorders>
+              <w:top w:color="000000" w:space="0" w:sz="4" w:val="single"/>
+              <w:left w:color="000000" w:space="0" w:sz="4" w:val="single"/>
+              <w:bottom w:color="000000" w:space="0" w:sz="4" w:val="single"/>
+              <w:right w:color="000000" w:space="0" w:sz="4" w:val="single"/>
+            </w:tcBorders>
+          </w:tcPr>
+          <w:p>
+            <w:pPr>
+              <w:jc w:val="center"/>
+              <w:rPr>
+                <w:b w:val="1"/>
+                <w:bCs w:val="1"/>
+              </w:rPr>
+            </w:pPr>
+            <w:r>
+              <w:rPr>
+                <w:rtl w:val="0"/>
+              </w:rPr>
+              <w:t xml:space="preserve">Revisión e implementación de mejoras HU-11</w:t>
+            </w:r>
+            <w:r>
+              <w:rPr>
+                <w:rtl w:val="0"/>
+              </w:rPr>
+            </w:r>
+          </w:p>
+        </w:tc>
+        <w:tc>
+          <w:tcPr>
+            <w:tcBorders>
+              <w:top w:color="000000" w:space="0" w:sz="4" w:val="single"/>
+              <w:left w:color="000000" w:space="0" w:sz="4" w:val="single"/>
+              <w:bottom w:color="000000" w:space="0" w:sz="4" w:val="single"/>
+              <w:right w:color="000000" w:space="0" w:sz="4" w:val="single"/>
+            </w:tcBorders>
+          </w:tcPr>
+          <w:p>
+            <w:pPr>
+              <w:jc w:val="center"/>
+              <w:rPr/>
             </w:pPr>
             <w:r>
               <w:rPr>
@@ -3640,9 +5809,6 @@
         <w:ind w:left="0" w:right="0" w:firstLine="0"/>
         <w:jc w:val="left"/>
         <w:rPr>
-          <w:rFonts w:ascii="Calibri" w:cs="Calibri" w:eastAsia="Calibri" w:hAnsi="Calibri"/>
-          <w:b w:val="0"/>
-          <w:bCs w:val="0"/>
           <w:i w:val="0"/>
           <w:iCs w:val="0"/>
           <w:smallCaps w:val="0"/>
